--- a/4.首次查重/免费_Word标红版_查重报告_[基于时序预测的门诊挂号与电子病历一体化管].docx
+++ b/4.首次查重/免费_Word标红版_查重报告_[基于时序预测的门诊挂号与电子病历一体化管].docx
@@ -2794,7 +2794,6 @@
         </w:rPr>
         <w:t>许多医院仍沿用部分纸质记录，或者仅采用简易的门诊系统，导致信息孤岛。现代</w:t>
       </w:r>
-      <w:proofErr w:type="spellStart"/>
       <w:r>
         <w:rPr>
           <w:rFonts w:ascii="Times New Roman" w:hAnsi="Times New Roman" w:hint="eastAsia"/>
@@ -2802,7 +2801,6 @@
         </w:rPr>
         <w:t>EMR</w:t>
       </w:r>
-      <w:proofErr w:type="spellEnd"/>
       <w:r>
         <w:rPr>
           <w:rFonts w:ascii="Times New Roman" w:hAnsi="Times New Roman" w:hint="eastAsia"/>
@@ -3618,6 +3616,7 @@
         </w:rPr>
         <w:t>的掌控。</w:t>
       </w:r>
+      <w:proofErr w:type="gramStart"/>
       <w:r>
         <w:rPr>
           <w:rFonts w:ascii="Times New Roman" w:hAnsi="Times New Roman" w:hint="eastAsia"/>
@@ -3625,6 +3624,7 @@
         </w:rPr>
         <w:t>】】</w:t>
       </w:r>
+      <w:proofErr w:type="gramEnd"/>
       <w:r>
         <w:rPr>
           <w:rFonts w:ascii="Times New Roman" w:hAnsi="Times New Roman" w:hint="eastAsia"/>
@@ -12417,11 +12417,20 @@
           <w:rFonts w:ascii="Times New Roman" w:hAnsi="Times New Roman"/>
         </w:rPr>
       </w:pPr>
+      <w:proofErr w:type="gramStart"/>
       <w:r>
         <w:rPr>
           <w:rFonts w:ascii="Times New Roman" w:hAnsi="Times New Roman" w:hint="eastAsia"/>
           <w:color w:val="F12828"/>
         </w:rPr>
+        <w:t>【【</w:t>
+      </w:r>
+      <w:proofErr w:type="gramEnd"/>
+      <w:r>
+        <w:rPr>
+          <w:rFonts w:ascii="Times New Roman" w:hAnsi="Times New Roman" w:hint="eastAsia"/>
+          <w:color w:val="F12828"/>
+        </w:rPr>
         <w:t>近年来，前后端分离逐渐成为</w:t>
       </w:r>
       <w:r>
@@ -12452,6 +12461,15 @@
         </w:rPr>
         <w:t>接口进行通信，两者可以独立开发和部署。</w:t>
       </w:r>
+      <w:proofErr w:type="gramStart"/>
+      <w:r>
+        <w:rPr>
+          <w:rFonts w:ascii="Times New Roman" w:hAnsi="Times New Roman" w:hint="eastAsia"/>
+          <w:color w:val="F12828"/>
+        </w:rPr>
+        <w:t>】】</w:t>
+      </w:r>
+      <w:proofErr w:type="gramEnd"/>
       <w:r>
         <w:rPr>
           <w:rFonts w:ascii="Times New Roman" w:hAnsi="Times New Roman" w:hint="eastAsia"/>
@@ -12489,6 +12507,13 @@
       </w:r>
       <w:r>
         <w:rPr>
+          <w:rFonts w:ascii="Times New Roman" w:hAnsi="Times New Roman" w:hint="eastAsia"/>
+          <w:color w:val="F12828"/>
+        </w:rPr>
+        <w:t>【</w:t>
+      </w:r>
+      <w:r>
+        <w:rPr>
           <w:rFonts w:ascii="Times New Roman" w:hAnsi="Times New Roman"/>
           <w:color w:val="F39800"/>
         </w:rPr>
@@ -12522,6 +12547,13 @@
         </w:rPr>
         <w:t>。</w:t>
       </w:r>
+      <w:r>
+        <w:rPr>
+          <w:rFonts w:ascii="Times New Roman" w:hAnsi="Times New Roman" w:hint="eastAsia"/>
+          <w:color w:val="F39800"/>
+        </w:rPr>
+        <w:t>】</w:t>
+      </w:r>
     </w:p>
     <w:p>
       <w:pPr>
@@ -12533,6 +12565,13 @@
       <w:r>
         <w:rPr>
           <w:rFonts w:ascii="Times New Roman" w:hAnsi="Times New Roman" w:hint="eastAsia"/>
+          <w:color w:val="F12828"/>
+        </w:rPr>
+        <w:t>【</w:t>
+      </w:r>
+      <w:r>
+        <w:rPr>
+          <w:rFonts w:ascii="Times New Roman" w:hAnsi="Times New Roman" w:hint="eastAsia"/>
           <w:color w:val="F39800"/>
         </w:rPr>
         <w:t>在本系统中，前端主要通过</w:t>
@@ -12565,6 +12604,13 @@
         </w:rPr>
         <w:t>与后端进行数据交互。系统整体流程如下：</w:t>
       </w:r>
+      <w:r>
+        <w:rPr>
+          <w:rFonts w:ascii="Times New Roman" w:hAnsi="Times New Roman" w:hint="eastAsia"/>
+          <w:color w:val="F39800"/>
+        </w:rPr>
+        <w:t>】</w:t>
+      </w:r>
     </w:p>
     <w:p>
       <w:pPr>
@@ -12576,6 +12622,13 @@
       <w:r>
         <w:rPr>
           <w:rFonts w:ascii="Times New Roman" w:hAnsi="Times New Roman" w:hint="eastAsia"/>
+          <w:color w:val="F12828"/>
+        </w:rPr>
+        <w:t>【</w:t>
+      </w:r>
+      <w:r>
+        <w:rPr>
+          <w:rFonts w:ascii="Times New Roman" w:hAnsi="Times New Roman" w:hint="eastAsia"/>
           <w:color w:val="F39800"/>
         </w:rPr>
         <w:t>1.</w:t>
@@ -12587,6 +12640,13 @@
         </w:rPr>
         <w:t>用户在浏览器中访问系统页面；</w:t>
       </w:r>
+      <w:r>
+        <w:rPr>
+          <w:rFonts w:ascii="Times New Roman" w:hAnsi="Times New Roman" w:hint="eastAsia"/>
+          <w:color w:val="F39800"/>
+        </w:rPr>
+        <w:t>】</w:t>
+      </w:r>
     </w:p>
     <w:p>
       <w:pPr>
@@ -12631,11 +12691,20 @@
           <w:rFonts w:ascii="Times New Roman" w:hAnsi="Times New Roman"/>
         </w:rPr>
       </w:pPr>
+      <w:proofErr w:type="gramStart"/>
       <w:r>
         <w:rPr>
           <w:rFonts w:ascii="Times New Roman" w:hAnsi="Times New Roman" w:hint="eastAsia"/>
           <w:color w:val="F12828"/>
         </w:rPr>
+        <w:t>【【</w:t>
+      </w:r>
+      <w:proofErr w:type="gramEnd"/>
+      <w:r>
+        <w:rPr>
+          <w:rFonts w:ascii="Times New Roman" w:hAnsi="Times New Roman" w:hint="eastAsia"/>
+          <w:color w:val="F12828"/>
+        </w:rPr>
         <w:t>3.</w:t>
       </w:r>
       <w:r>
@@ -12645,6 +12714,22 @@
         </w:rPr>
         <w:t>后端接收请求后执行相应业务逻辑；</w:t>
       </w:r>
+      <w:proofErr w:type="gramStart"/>
+      <w:r>
+        <w:rPr>
+          <w:rFonts w:ascii="Times New Roman" w:hAnsi="Times New Roman" w:hint="eastAsia"/>
+          <w:color w:val="F12828"/>
+        </w:rPr>
+        <w:t>】</w:t>
+      </w:r>
+      <w:proofErr w:type="gramEnd"/>
+      <w:r>
+        <w:rPr>
+          <w:rFonts w:ascii="Times New Roman" w:hAnsi="Times New Roman" w:hint="eastAsia"/>
+          <w:color w:val="F12828"/>
+        </w:rPr>
+        <w:t>】</w:t>
+      </w:r>
     </w:p>
     <w:p>
       <w:pPr>
@@ -12714,9 +12799,23 @@
       <w:r>
         <w:rPr>
           <w:rFonts w:ascii="Times New Roman" w:hAnsi="Times New Roman" w:hint="eastAsia"/>
+          <w:color w:val="F12828"/>
+        </w:rPr>
+        <w:t>【</w:t>
+      </w:r>
+      <w:r>
+        <w:rPr>
+          <w:rFonts w:ascii="Times New Roman" w:hAnsi="Times New Roman" w:hint="eastAsia"/>
           <w:color w:val="F39800"/>
         </w:rPr>
         <w:t>这种方式不仅提高了系统开发效率，也使系统结构更加清晰。</w:t>
+      </w:r>
+      <w:r>
+        <w:rPr>
+          <w:rFonts w:ascii="Times New Roman" w:hAnsi="Times New Roman" w:hint="eastAsia"/>
+          <w:color w:val="F39800"/>
+        </w:rPr>
+        <w:t>】</w:t>
       </w:r>
     </w:p>
     <w:p>
@@ -12868,6 +12967,13 @@
       <w:r>
         <w:rPr>
           <w:rFonts w:ascii="Times New Roman" w:hAnsi="Times New Roman" w:hint="eastAsia"/>
+          <w:color w:val="F12828"/>
+        </w:rPr>
+        <w:t>【</w:t>
+      </w:r>
+      <w:r>
+        <w:rPr>
+          <w:rFonts w:ascii="Times New Roman" w:hAnsi="Times New Roman" w:hint="eastAsia"/>
           <w:color w:val="F39800"/>
         </w:rPr>
         <w:t>本系统采用前后端分离的</w:t>
@@ -12942,6 +13048,13 @@
         </w:rPr>
         <w:t>提高系统访问性能。</w:t>
       </w:r>
+      <w:r>
+        <w:rPr>
+          <w:rFonts w:ascii="Times New Roman" w:hAnsi="Times New Roman" w:hint="eastAsia"/>
+          <w:color w:val="F39800"/>
+        </w:rPr>
+        <w:t>】</w:t>
+      </w:r>
     </w:p>
     <w:p>
       <w:pPr>
@@ -12950,51 +13063,51 @@
           <w:rFonts w:ascii="Times New Roman" w:hAnsi="Times New Roman"/>
         </w:rPr>
       </w:pPr>
+      <w:proofErr w:type="gramStart"/>
       <w:r>
         <w:rPr>
           <w:rFonts w:ascii="Times New Roman" w:hAnsi="Times New Roman" w:hint="eastAsia"/>
           <w:color w:val="F12828"/>
         </w:rPr>
+        <w:t>【【</w:t>
+      </w:r>
+      <w:proofErr w:type="gramEnd"/>
+      <w:r>
+        <w:rPr>
+          <w:rFonts w:ascii="Times New Roman" w:hAnsi="Times New Roman" w:hint="eastAsia"/>
+          <w:color w:val="F12828"/>
+        </w:rPr>
         <w:t>系统整体分为表现层、业务层和数据层三部分。</w:t>
       </w:r>
-      <w:r>
-        <w:rPr>
-          <w:rFonts w:ascii="Times New Roman" w:hAnsi="Times New Roman" w:hint="eastAsia"/>
-          <w:color w:val="F39800"/>
-        </w:rPr>
-        <w:t>表现</w:t>
-      </w:r>
       <w:proofErr w:type="gramStart"/>
       <w:r>
         <w:rPr>
           <w:rFonts w:ascii="Times New Roman" w:hAnsi="Times New Roman" w:hint="eastAsia"/>
-          <w:color w:val="F39800"/>
-        </w:rPr>
-        <w:t>层负责</w:t>
+          <w:color w:val="F12828"/>
+        </w:rPr>
+        <w:t>】】</w:t>
       </w:r>
       <w:proofErr w:type="gramEnd"/>
       <w:r>
         <w:rPr>
           <w:rFonts w:ascii="Times New Roman" w:hAnsi="Times New Roman" w:hint="eastAsia"/>
-          <w:color w:val="F39800"/>
-        </w:rPr>
-        <w:t>与用户交互，业务层处理核心业务逻辑，数据</w:t>
-      </w:r>
-      <w:proofErr w:type="gramStart"/>
-      <w:r>
-        <w:rPr>
-          <w:rFonts w:ascii="Times New Roman" w:hAnsi="Times New Roman" w:hint="eastAsia"/>
-          <w:color w:val="F39800"/>
-        </w:rPr>
-        <w:t>层完成</w:t>
-      </w:r>
-      <w:proofErr w:type="gramEnd"/>
-      <w:r>
-        <w:rPr>
-          <w:rFonts w:ascii="Times New Roman" w:hAnsi="Times New Roman" w:hint="eastAsia"/>
-          <w:color w:val="F39800"/>
-        </w:rPr>
-        <w:t>数据持久化操作。各层之间通过接口进行解耦，提高系统的可扩展性与维护性。</w:t>
+          <w:color w:val="F12828"/>
+        </w:rPr>
+        <w:t>【</w:t>
+      </w:r>
+      <w:r>
+        <w:rPr>
+          <w:rFonts w:ascii="Times New Roman" w:hAnsi="Times New Roman" w:hint="eastAsia"/>
+          <w:color w:val="F39800"/>
+        </w:rPr>
+        <w:t>表现层负责与用户交互，业务层处理核心业务逻辑，数据层完成数据持久化操作。各层之间通过接口进行解耦，提高系统的可扩展性与维护性。</w:t>
+      </w:r>
+      <w:r>
+        <w:rPr>
+          <w:rFonts w:ascii="Times New Roman" w:hAnsi="Times New Roman" w:hint="eastAsia"/>
+          <w:color w:val="F39800"/>
+        </w:rPr>
+        <w:t>】</w:t>
       </w:r>
     </w:p>
     <w:p>
@@ -13007,6 +13120,13 @@
       <w:r>
         <w:rPr>
           <w:rFonts w:ascii="Times New Roman" w:hAnsi="Times New Roman" w:hint="eastAsia"/>
+          <w:color w:val="F12828"/>
+        </w:rPr>
+        <w:t>【</w:t>
+      </w:r>
+      <w:r>
+        <w:rPr>
+          <w:rFonts w:ascii="Times New Roman" w:hAnsi="Times New Roman" w:hint="eastAsia"/>
           <w:color w:val="F39800"/>
         </w:rPr>
         <w:t>基于不同系统角色的需求，系统总体架构设计如图</w:t>
@@ -13031,6 +13151,13 @@
           <w:color w:val="F39800"/>
         </w:rPr>
         <w:t>所示。</w:t>
+      </w:r>
+      <w:r>
+        <w:rPr>
+          <w:rFonts w:ascii="Times New Roman" w:hAnsi="Times New Roman" w:hint="eastAsia"/>
+          <w:color w:val="F39800"/>
+        </w:rPr>
+        <w:t>】</w:t>
       </w:r>
     </w:p>
     <w:p>
@@ -13174,6 +13301,13 @@
       <w:r>
         <w:rPr>
           <w:rFonts w:ascii="Times New Roman" w:hAnsi="Times New Roman" w:hint="eastAsia"/>
+          <w:color w:val="F12828"/>
+        </w:rPr>
+        <w:t>【</w:t>
+      </w:r>
+      <w:r>
+        <w:rPr>
+          <w:rFonts w:ascii="Times New Roman" w:hAnsi="Times New Roman" w:hint="eastAsia"/>
           <w:color w:val="F39800"/>
         </w:rPr>
         <w:t>根据第三章中的需求分析，本系统可以划分为多个功能模块。</w:t>
@@ -13181,6 +13315,13 @@
       <w:r>
         <w:rPr>
           <w:rFonts w:ascii="Times New Roman" w:hAnsi="Times New Roman" w:hint="eastAsia"/>
+          <w:color w:val="F39800"/>
+        </w:rPr>
+        <w:t>】</w:t>
+      </w:r>
+      <w:r>
+        <w:rPr>
+          <w:rFonts w:ascii="Times New Roman" w:hAnsi="Times New Roman" w:hint="eastAsia"/>
           <w:color w:val="000000"/>
         </w:rPr>
         <w:t>模块划分的原则是</w:t>
@@ -13207,13 +13348,38 @@
           <w:rFonts w:ascii="Times New Roman" w:hAnsi="Times New Roman"/>
         </w:rPr>
       </w:pPr>
+      <w:proofErr w:type="gramStart"/>
       <w:r>
         <w:rPr>
           <w:rFonts w:ascii="Times New Roman" w:hAnsi="Times New Roman" w:hint="eastAsia"/>
           <w:color w:val="F12828"/>
         </w:rPr>
+        <w:t>【【</w:t>
+      </w:r>
+      <w:proofErr w:type="gramEnd"/>
+      <w:r>
+        <w:rPr>
+          <w:rFonts w:ascii="Times New Roman" w:hAnsi="Times New Roman" w:hint="eastAsia"/>
+          <w:color w:val="F12828"/>
+        </w:rPr>
         <w:t>本系统主要包含以下四个核心模块：</w:t>
       </w:r>
+      <w:proofErr w:type="gramStart"/>
+      <w:r>
+        <w:rPr>
+          <w:rFonts w:ascii="Times New Roman" w:hAnsi="Times New Roman" w:hint="eastAsia"/>
+          <w:color w:val="F12828"/>
+        </w:rPr>
+        <w:t>】</w:t>
+      </w:r>
+      <w:proofErr w:type="gramEnd"/>
+      <w:r>
+        <w:rPr>
+          <w:rFonts w:ascii="Times New Roman" w:hAnsi="Times New Roman" w:hint="eastAsia"/>
+          <w:color w:val="F12828"/>
+        </w:rPr>
+        <w:t>】</w:t>
+      </w:r>
     </w:p>
     <w:p>
       <w:pPr>
@@ -13332,12 +13498,37 @@
         </w:rPr>
         <w:t>各模块之间并不是完全独立的。例如，挂号模块需要依赖排班数据，而电子病历模块又需要关联患者和医生信息。</w:t>
       </w:r>
+      <w:proofErr w:type="gramStart"/>
       <w:r>
         <w:rPr>
           <w:rFonts w:ascii="Times New Roman" w:hAnsi="Times New Roman" w:hint="eastAsia"/>
           <w:color w:val="F12828"/>
         </w:rPr>
+        <w:t>【【</w:t>
+      </w:r>
+      <w:proofErr w:type="gramEnd"/>
+      <w:r>
+        <w:rPr>
+          <w:rFonts w:ascii="Times New Roman" w:hAnsi="Times New Roman" w:hint="eastAsia"/>
+          <w:color w:val="F12828"/>
+        </w:rPr>
         <w:t>因此在设计时需要考虑模块之间的数据关系。</w:t>
+      </w:r>
+      <w:proofErr w:type="gramStart"/>
+      <w:r>
+        <w:rPr>
+          <w:rFonts w:ascii="Times New Roman" w:hAnsi="Times New Roman" w:hint="eastAsia"/>
+          <w:color w:val="F12828"/>
+        </w:rPr>
+        <w:t>】</w:t>
+      </w:r>
+      <w:proofErr w:type="gramEnd"/>
+      <w:r>
+        <w:rPr>
+          <w:rFonts w:ascii="Times New Roman" w:hAnsi="Times New Roman" w:hint="eastAsia"/>
+          <w:color w:val="F12828"/>
+        </w:rPr>
+        <w:t>】</w:t>
       </w:r>
     </w:p>
     <w:p>
@@ -13376,6 +13567,13 @@
       <w:r>
         <w:rPr>
           <w:rFonts w:ascii="Times New Roman" w:hAnsi="Times New Roman" w:hint="eastAsia"/>
+          <w:color w:val="F12828"/>
+        </w:rPr>
+        <w:t>【</w:t>
+      </w:r>
+      <w:r>
+        <w:rPr>
+          <w:rFonts w:ascii="Times New Roman" w:hAnsi="Times New Roman" w:hint="eastAsia"/>
           <w:color w:val="F39800"/>
         </w:rPr>
         <w:t>在确定系统整体结构之后，需要对各功能模块进行具体设计。</w:t>
@@ -13383,9 +13581,41 @@
       <w:r>
         <w:rPr>
           <w:rFonts w:ascii="Times New Roman" w:hAnsi="Times New Roman" w:hint="eastAsia"/>
+          <w:color w:val="F39800"/>
+        </w:rPr>
+        <w:t>】</w:t>
+      </w:r>
+      <w:proofErr w:type="gramStart"/>
+      <w:r>
+        <w:rPr>
+          <w:rFonts w:ascii="Times New Roman" w:hAnsi="Times New Roman" w:hint="eastAsia"/>
           <w:color w:val="F12828"/>
         </w:rPr>
+        <w:t>【【</w:t>
+      </w:r>
+      <w:proofErr w:type="gramEnd"/>
+      <w:r>
+        <w:rPr>
+          <w:rFonts w:ascii="Times New Roman" w:hAnsi="Times New Roman" w:hint="eastAsia"/>
+          <w:color w:val="F12828"/>
+        </w:rPr>
         <w:t>本节主要介绍系统核心模块的实现思路。</w:t>
+      </w:r>
+      <w:proofErr w:type="gramStart"/>
+      <w:r>
+        <w:rPr>
+          <w:rFonts w:ascii="Times New Roman" w:hAnsi="Times New Roman" w:hint="eastAsia"/>
+          <w:color w:val="F12828"/>
+        </w:rPr>
+        <w:t>】</w:t>
+      </w:r>
+      <w:proofErr w:type="gramEnd"/>
+      <w:r>
+        <w:rPr>
+          <w:rFonts w:ascii="Times New Roman" w:hAnsi="Times New Roman" w:hint="eastAsia"/>
+          <w:color w:val="F12828"/>
+        </w:rPr>
+        <w:t>】</w:t>
       </w:r>
     </w:p>
     <w:p>
@@ -13417,6 +13647,13 @@
       <w:r>
         <w:rPr>
           <w:rFonts w:ascii="Times New Roman" w:hAnsi="Times New Roman" w:hint="eastAsia"/>
+          <w:color w:val="F12828"/>
+        </w:rPr>
+        <w:t>【</w:t>
+      </w:r>
+      <w:r>
+        <w:rPr>
+          <w:rFonts w:ascii="Times New Roman" w:hAnsi="Times New Roman" w:hint="eastAsia"/>
           <w:color w:val="F39800"/>
         </w:rPr>
         <w:t>用户管理模块是系统的基础模块，主要用于维护系统中的用户信息。</w:t>
@@ -13424,6 +13661,13 @@
       <w:r>
         <w:rPr>
           <w:rFonts w:ascii="Times New Roman" w:hAnsi="Times New Roman" w:hint="eastAsia"/>
+          <w:color w:val="F39800"/>
+        </w:rPr>
+        <w:t>】</w:t>
+      </w:r>
+      <w:r>
+        <w:rPr>
+          <w:rFonts w:ascii="Times New Roman" w:hAnsi="Times New Roman" w:hint="eastAsia"/>
           <w:color w:val="000000"/>
         </w:rPr>
         <w:t>在实际医疗场景中，一个用户账号往往需要管理多个就诊人信息。例如，父母可能会为孩子预约医生。因此系统在设计时将</w:t>
@@ -13467,6 +13711,13 @@
       <w:r>
         <w:rPr>
           <w:rFonts w:ascii="Times New Roman" w:hAnsi="Times New Roman" w:hint="eastAsia"/>
+          <w:color w:val="F12828"/>
+        </w:rPr>
+        <w:t>【</w:t>
+      </w:r>
+      <w:r>
+        <w:rPr>
+          <w:rFonts w:ascii="Times New Roman" w:hAnsi="Times New Roman" w:hint="eastAsia"/>
           <w:color w:val="F39800"/>
         </w:rPr>
         <w:t>用户管理模块主要包括用户注册、用户登录和就诊人管理三个功能</w:t>
@@ -13498,6 +13749,13 @@
           <w:color w:val="F39800"/>
         </w:rPr>
         <w:t>。</w:t>
+      </w:r>
+      <w:r>
+        <w:rPr>
+          <w:rFonts w:ascii="Times New Roman" w:hAnsi="Times New Roman" w:hint="eastAsia"/>
+          <w:color w:val="F39800"/>
+        </w:rPr>
+        <w:t>】</w:t>
       </w:r>
     </w:p>
     <w:p>
@@ -13857,6 +14115,13 @@
       <w:r>
         <w:rPr>
           <w:rFonts w:ascii="Times New Roman" w:hAnsi="Times New Roman" w:hint="eastAsia"/>
+          <w:color w:val="F12828"/>
+        </w:rPr>
+        <w:t>【</w:t>
+      </w:r>
+      <w:r>
+        <w:rPr>
+          <w:rFonts w:ascii="Times New Roman" w:hAnsi="Times New Roman" w:hint="eastAsia"/>
           <w:color w:val="F39800"/>
         </w:rPr>
         <w:t>如果排班安排不合理，可能会导致医疗资源浪费或患者等待时间过长</w:t>
@@ -13888,6 +14153,13 @@
           <w:color w:val="F39800"/>
         </w:rPr>
         <w:t>。</w:t>
+      </w:r>
+      <w:r>
+        <w:rPr>
+          <w:rFonts w:ascii="Times New Roman" w:hAnsi="Times New Roman" w:hint="eastAsia"/>
+          <w:color w:val="F39800"/>
+        </w:rPr>
+        <w:t>】</w:t>
       </w:r>
     </w:p>
     <w:p>
@@ -14071,13 +14343,38 @@
           <w:rFonts w:ascii="Times New Roman" w:hAnsi="Times New Roman"/>
         </w:rPr>
       </w:pPr>
+      <w:proofErr w:type="gramStart"/>
       <w:r>
         <w:rPr>
           <w:rFonts w:ascii="Times New Roman" w:hAnsi="Times New Roman" w:hint="eastAsia"/>
           <w:color w:val="F12828"/>
         </w:rPr>
+        <w:t>【【</w:t>
+      </w:r>
+      <w:proofErr w:type="gramEnd"/>
+      <w:r>
+        <w:rPr>
+          <w:rFonts w:ascii="Times New Roman" w:hAnsi="Times New Roman" w:hint="eastAsia"/>
+          <w:color w:val="F12828"/>
+        </w:rPr>
         <w:t>电子病历是医疗信息系统中的重要组成部分。</w:t>
       </w:r>
+      <w:proofErr w:type="gramStart"/>
+      <w:r>
+        <w:rPr>
+          <w:rFonts w:ascii="Times New Roman" w:hAnsi="Times New Roman" w:hint="eastAsia"/>
+          <w:color w:val="F12828"/>
+        </w:rPr>
+        <w:t>】】</w:t>
+      </w:r>
+      <w:proofErr w:type="gramEnd"/>
+      <w:r>
+        <w:rPr>
+          <w:rFonts w:ascii="Times New Roman" w:hAnsi="Times New Roman" w:hint="eastAsia"/>
+          <w:color w:val="F12828"/>
+        </w:rPr>
+        <w:t>【</w:t>
+      </w:r>
       <w:r>
         <w:rPr>
           <w:rFonts w:ascii="Times New Roman" w:hAnsi="Times New Roman" w:hint="eastAsia"/>
@@ -14113,6 +14410,13 @@
         </w:rPr>
         <w:t>。</w:t>
       </w:r>
+      <w:r>
+        <w:rPr>
+          <w:rFonts w:ascii="Times New Roman" w:hAnsi="Times New Roman" w:hint="eastAsia"/>
+          <w:color w:val="F39800"/>
+        </w:rPr>
+        <w:t>】】</w:t>
+      </w:r>
     </w:p>
     <w:p>
       <w:pPr>
@@ -14124,9 +14428,23 @@
       <w:r>
         <w:rPr>
           <w:rFonts w:ascii="Times New Roman" w:hAnsi="Times New Roman" w:hint="eastAsia"/>
+          <w:color w:val="F12828"/>
+        </w:rPr>
+        <w:t>【</w:t>
+      </w:r>
+      <w:r>
+        <w:rPr>
+          <w:rFonts w:ascii="Times New Roman" w:hAnsi="Times New Roman" w:hint="eastAsia"/>
           <w:color w:val="F39800"/>
         </w:rPr>
         <w:t>本系统中的电子病历模块主要用于记录患者诊疗信息。</w:t>
+      </w:r>
+      <w:r>
+        <w:rPr>
+          <w:rFonts w:ascii="Times New Roman" w:hAnsi="Times New Roman" w:hint="eastAsia"/>
+          <w:color w:val="F39800"/>
+        </w:rPr>
+        <w:t>】</w:t>
       </w:r>
     </w:p>
     <w:p>
@@ -14457,19 +14775,51 @@
           <w:rFonts w:ascii="Times New Roman" w:hAnsi="Times New Roman"/>
         </w:rPr>
       </w:pPr>
+      <w:proofErr w:type="gramStart"/>
       <w:r>
         <w:rPr>
           <w:rFonts w:ascii="Times New Roman" w:hAnsi="Times New Roman" w:hint="eastAsia"/>
           <w:color w:val="F12828"/>
         </w:rPr>
+        <w:t>【【</w:t>
+      </w:r>
+      <w:proofErr w:type="gramEnd"/>
+      <w:r>
+        <w:rPr>
+          <w:rFonts w:ascii="Times New Roman" w:hAnsi="Times New Roman" w:hint="eastAsia"/>
+          <w:color w:val="F12828"/>
+        </w:rPr>
         <w:t>数据库设计是系统设计的重要环节。</w:t>
       </w:r>
+      <w:proofErr w:type="gramStart"/>
+      <w:r>
+        <w:rPr>
+          <w:rFonts w:ascii="Times New Roman" w:hAnsi="Times New Roman" w:hint="eastAsia"/>
+          <w:color w:val="F12828"/>
+        </w:rPr>
+        <w:t>】】</w:t>
+      </w:r>
+      <w:proofErr w:type="gramEnd"/>
+      <w:r>
+        <w:rPr>
+          <w:rFonts w:ascii="Times New Roman" w:hAnsi="Times New Roman" w:hint="eastAsia"/>
+          <w:color w:val="F12828"/>
+        </w:rPr>
+        <w:t>【</w:t>
+      </w:r>
       <w:r>
         <w:rPr>
           <w:rFonts w:ascii="Times New Roman" w:hAnsi="Times New Roman" w:hint="eastAsia"/>
           <w:color w:val="F39800"/>
         </w:rPr>
         <w:t>合理的数据库结构能够提高系统数据处理效率，并减少数据冗余。</w:t>
+      </w:r>
+      <w:r>
+        <w:rPr>
+          <w:rFonts w:ascii="Times New Roman" w:hAnsi="Times New Roman" w:hint="eastAsia"/>
+          <w:color w:val="F39800"/>
+        </w:rPr>
+        <w:t>】</w:t>
       </w:r>
     </w:p>
     <w:p>
@@ -14498,12 +14848,28 @@
           <w:rFonts w:ascii="Times New Roman" w:hAnsi="Times New Roman"/>
         </w:rPr>
       </w:pPr>
+      <w:proofErr w:type="gramStart"/>
       <w:r>
         <w:rPr>
           <w:rFonts w:ascii="Times New Roman" w:hAnsi="Times New Roman" w:hint="eastAsia"/>
           <w:color w:val="F12828"/>
         </w:rPr>
+        <w:t>【【</w:t>
+      </w:r>
+      <w:proofErr w:type="gramEnd"/>
+      <w:r>
+        <w:rPr>
+          <w:rFonts w:ascii="Times New Roman" w:hAnsi="Times New Roman" w:hint="eastAsia"/>
+          <w:color w:val="F12828"/>
+        </w:rPr>
         <w:t>本系统数据库主要包含以下几类数据：</w:t>
+      </w:r>
+      <w:r>
+        <w:rPr>
+          <w:rFonts w:ascii="Times New Roman" w:hAnsi="Times New Roman" w:hint="eastAsia"/>
+          <w:color w:val="F12828"/>
+        </w:rPr>
+        <w:t>】</w:t>
       </w:r>
     </w:p>
     <w:p>
@@ -14662,29 +15028,36 @@
       <w:r>
         <w:rPr>
           <w:rFonts w:ascii="Times New Roman" w:hAnsi="Times New Roman" w:hint="eastAsia"/>
-          <w:color w:val="F39800"/>
-        </w:rPr>
-        <w:t>这些数据之间通过主键和</w:t>
+          <w:color w:val="F12828"/>
+        </w:rPr>
+        <w:t>【</w:t>
+      </w:r>
+      <w:r>
+        <w:rPr>
+          <w:rFonts w:ascii="Times New Roman" w:hAnsi="Times New Roman" w:hint="eastAsia"/>
+          <w:color w:val="F39800"/>
+        </w:rPr>
+        <w:t>这些数据之间通过主键和逻辑外键进行关联。</w:t>
+      </w:r>
+      <w:r>
+        <w:rPr>
+          <w:rFonts w:ascii="Times New Roman" w:hAnsi="Times New Roman" w:hint="eastAsia"/>
+          <w:color w:val="F39800"/>
+        </w:rPr>
+        <w:t>】</w:t>
       </w:r>
       <w:proofErr w:type="gramStart"/>
       <w:r>
         <w:rPr>
           <w:rFonts w:ascii="Times New Roman" w:hAnsi="Times New Roman" w:hint="eastAsia"/>
-          <w:color w:val="F39800"/>
-        </w:rPr>
-        <w:t>逻辑外键进行</w:t>
+          <w:color w:val="F12828"/>
+        </w:rPr>
+        <w:t>【【</w:t>
       </w:r>
       <w:proofErr w:type="gramEnd"/>
       <w:r>
         <w:rPr>
           <w:rFonts w:ascii="Times New Roman" w:hAnsi="Times New Roman" w:hint="eastAsia"/>
-          <w:color w:val="F39800"/>
-        </w:rPr>
-        <w:t>关联。</w:t>
-      </w:r>
-      <w:r>
-        <w:rPr>
-          <w:rFonts w:ascii="Times New Roman" w:hAnsi="Times New Roman" w:hint="eastAsia"/>
           <w:color w:val="F12828"/>
         </w:rPr>
         <w:t>系统数据库总体结构如图</w:t>
@@ -14702,6 +15075,22 @@
           <w:color w:val="F12828"/>
         </w:rPr>
         <w:t>所示。</w:t>
+      </w:r>
+      <w:proofErr w:type="gramStart"/>
+      <w:r>
+        <w:rPr>
+          <w:rFonts w:ascii="Times New Roman" w:hAnsi="Times New Roman" w:hint="eastAsia"/>
+          <w:color w:val="F12828"/>
+        </w:rPr>
+        <w:t>】</w:t>
+      </w:r>
+      <w:proofErr w:type="gramEnd"/>
+      <w:r>
+        <w:rPr>
+          <w:rFonts w:ascii="Times New Roman" w:hAnsi="Times New Roman" w:hint="eastAsia"/>
+          <w:color w:val="F12828"/>
+        </w:rPr>
+        <w:t>】</w:t>
       </w:r>
     </w:p>
     <w:p>
@@ -14923,13 +15312,31 @@
           <w:rFonts w:ascii="Times New Roman" w:hAnsi="Times New Roman"/>
         </w:rPr>
       </w:pPr>
-      <w:r>
-        <w:rPr>
-          <w:rFonts w:ascii="Times New Roman" w:hAnsi="Times New Roman"/>
+      <w:proofErr w:type="gramStart"/>
+      <w:r>
+        <w:rPr>
+          <w:rFonts w:ascii="Times New Roman" w:hAnsi="Times New Roman" w:hint="eastAsia"/>
           <w:color w:val="F12828"/>
         </w:rPr>
+        <w:t>【【</w:t>
+      </w:r>
+      <w:proofErr w:type="gramEnd"/>
+      <w:r>
+        <w:rPr>
+          <w:rFonts w:ascii="Times New Roman" w:hAnsi="Times New Roman"/>
+          <w:color w:val="F12828"/>
+        </w:rPr>
         <w:t>用户基础信息表主要用于存储系统用户的基本登录信息，包括用户名、密码、联系方式等内容。</w:t>
       </w:r>
+      <w:proofErr w:type="gramStart"/>
+      <w:r>
+        <w:rPr>
+          <w:rFonts w:ascii="Times New Roman" w:hAnsi="Times New Roman" w:hint="eastAsia"/>
+          <w:color w:val="F12828"/>
+        </w:rPr>
+        <w:t>】】</w:t>
+      </w:r>
+      <w:proofErr w:type="gramEnd"/>
       <w:r>
         <w:rPr>
           <w:rFonts w:ascii="Times New Roman" w:hAnsi="Times New Roman"/>
@@ -14937,11 +15344,20 @@
         </w:rPr>
         <w:t>系统中的患者、医生及管理员均需要关联用户基础信息，实现统一身份管理。</w:t>
       </w:r>
-      <w:r>
-        <w:rPr>
-          <w:rFonts w:ascii="Times New Roman" w:hAnsi="Times New Roman"/>
+      <w:proofErr w:type="gramStart"/>
+      <w:r>
+        <w:rPr>
+          <w:rFonts w:ascii="Times New Roman" w:hAnsi="Times New Roman" w:hint="eastAsia"/>
           <w:color w:val="F12828"/>
         </w:rPr>
+        <w:t>【【</w:t>
+      </w:r>
+      <w:proofErr w:type="gramEnd"/>
+      <w:r>
+        <w:rPr>
+          <w:rFonts w:ascii="Times New Roman" w:hAnsi="Times New Roman"/>
+          <w:color w:val="F12828"/>
+        </w:rPr>
         <w:t>用户基础信息表结构如表</w:t>
       </w:r>
       <w:r>
@@ -14957,6 +15373,22 @@
           <w:color w:val="F12828"/>
         </w:rPr>
         <w:t>所示。</w:t>
+      </w:r>
+      <w:proofErr w:type="gramStart"/>
+      <w:r>
+        <w:rPr>
+          <w:rFonts w:ascii="Times New Roman" w:hAnsi="Times New Roman" w:hint="eastAsia"/>
+          <w:color w:val="F12828"/>
+        </w:rPr>
+        <w:t>】</w:t>
+      </w:r>
+      <w:proofErr w:type="gramEnd"/>
+      <w:r>
+        <w:rPr>
+          <w:rFonts w:ascii="Times New Roman" w:hAnsi="Times New Roman" w:hint="eastAsia"/>
+          <w:color w:val="F12828"/>
+        </w:rPr>
+        <w:t>】</w:t>
       </w:r>
     </w:p>
     <w:p>
@@ -15210,6 +15642,7 @@
                 <w:rFonts w:ascii="Times New Roman" w:hAnsi="Times New Roman"/>
                 <w:color w:val="000000"/>
               </w:rPr>
+              <w:lastRenderedPageBreak/>
               <w:t>username</w:t>
             </w:r>
           </w:p>
@@ -15281,7 +15714,6 @@
                 <w:rFonts w:ascii="Times New Roman" w:hAnsi="Times New Roman"/>
                 <w:color w:val="000000"/>
               </w:rPr>
-              <w:lastRenderedPageBreak/>
               <w:t>password</w:t>
             </w:r>
           </w:p>
@@ -15819,6 +16251,13 @@
       </w:pPr>
       <w:r>
         <w:rPr>
+          <w:rFonts w:ascii="Times New Roman" w:hAnsi="Times New Roman" w:hint="eastAsia"/>
+          <w:color w:val="F12828"/>
+        </w:rPr>
+        <w:t>【</w:t>
+      </w:r>
+      <w:r>
+        <w:rPr>
           <w:rFonts w:ascii="Times New Roman" w:hAnsi="Times New Roman"/>
           <w:color w:val="F39800"/>
         </w:rPr>
@@ -15837,6 +16276,13 @@
           <w:color w:val="F39800"/>
         </w:rPr>
         <w:t>）。系统中的患者、医生及管理员均通过角色进行权限区分。</w:t>
+      </w:r>
+      <w:r>
+        <w:rPr>
+          <w:rFonts w:ascii="Times New Roman" w:hAnsi="Times New Roman" w:hint="eastAsia"/>
+          <w:color w:val="F39800"/>
+        </w:rPr>
+        <w:t>】</w:t>
       </w:r>
       <w:r>
         <w:rPr>
@@ -16442,6 +16888,13 @@
       </w:pPr>
       <w:r>
         <w:rPr>
+          <w:rFonts w:ascii="Times New Roman" w:hAnsi="Times New Roman" w:hint="eastAsia"/>
+          <w:color w:val="F12828"/>
+        </w:rPr>
+        <w:t>【</w:t>
+      </w:r>
+      <w:r>
+        <w:rPr>
           <w:rFonts w:ascii="Times New Roman" w:hAnsi="Times New Roman"/>
           <w:color w:val="F39800"/>
         </w:rPr>
@@ -16463,9 +16916,25 @@
       </w:r>
       <w:r>
         <w:rPr>
-          <w:rFonts w:ascii="Times New Roman" w:hAnsi="Times New Roman"/>
+          <w:rFonts w:ascii="Times New Roman" w:hAnsi="Times New Roman" w:hint="eastAsia"/>
+          <w:color w:val="F39800"/>
+        </w:rPr>
+        <w:t>】</w:t>
+      </w:r>
+      <w:proofErr w:type="gramStart"/>
+      <w:r>
+        <w:rPr>
+          <w:rFonts w:ascii="Times New Roman" w:hAnsi="Times New Roman" w:hint="eastAsia"/>
           <w:color w:val="F12828"/>
         </w:rPr>
+        <w:t>【【</w:t>
+      </w:r>
+      <w:proofErr w:type="gramEnd"/>
+      <w:r>
+        <w:rPr>
+          <w:rFonts w:ascii="Times New Roman" w:hAnsi="Times New Roman"/>
+          <w:color w:val="F12828"/>
+        </w:rPr>
         <w:t>该表通过用户</w:t>
       </w:r>
       <w:r>
@@ -16523,6 +16992,22 @@
           <w:color w:val="F12828"/>
         </w:rPr>
         <w:t>所示。</w:t>
+      </w:r>
+      <w:proofErr w:type="gramStart"/>
+      <w:r>
+        <w:rPr>
+          <w:rFonts w:ascii="Times New Roman" w:hAnsi="Times New Roman" w:hint="eastAsia"/>
+          <w:color w:val="F12828"/>
+        </w:rPr>
+        <w:t>】</w:t>
+      </w:r>
+      <w:proofErr w:type="gramEnd"/>
+      <w:r>
+        <w:rPr>
+          <w:rFonts w:ascii="Times New Roman" w:hAnsi="Times New Roman" w:hint="eastAsia"/>
+          <w:color w:val="F12828"/>
+        </w:rPr>
+        <w:t>】</w:t>
       </w:r>
     </w:p>
     <w:p>
@@ -16911,6 +17396,7 @@
           <w:rFonts w:ascii="Times New Roman" w:hAnsi="Times New Roman" w:hint="eastAsia"/>
           <w:color w:val="000000"/>
         </w:rPr>
+        <w:lastRenderedPageBreak/>
         <w:t>（</w:t>
       </w:r>
       <w:r>
@@ -16977,14 +17463,22 @@
           <w:rFonts w:ascii="Times New Roman" w:hAnsi="Times New Roman"/>
           <w:color w:val="000000"/>
         </w:rPr>
-        <w:lastRenderedPageBreak/>
         <w:t>医生扩展信息表用于存储医生的业务相关信息，包括所属科室、职称、专长以及挂号费用等内容，为医生排班与预约挂号功能提供数据支持。</w:t>
       </w:r>
-      <w:r>
-        <w:rPr>
-          <w:rFonts w:ascii="Times New Roman" w:hAnsi="Times New Roman"/>
+      <w:proofErr w:type="gramStart"/>
+      <w:r>
+        <w:rPr>
+          <w:rFonts w:ascii="Times New Roman" w:hAnsi="Times New Roman" w:hint="eastAsia"/>
           <w:color w:val="F12828"/>
         </w:rPr>
+        <w:t>【【</w:t>
+      </w:r>
+      <w:proofErr w:type="gramEnd"/>
+      <w:r>
+        <w:rPr>
+          <w:rFonts w:ascii="Times New Roman" w:hAnsi="Times New Roman"/>
+          <w:color w:val="F12828"/>
+        </w:rPr>
         <w:t>医生扩展信息表结构如表</w:t>
       </w:r>
       <w:r>
@@ -17000,6 +17494,22 @@
           <w:color w:val="F12828"/>
         </w:rPr>
         <w:t>所示。</w:t>
+      </w:r>
+      <w:proofErr w:type="gramStart"/>
+      <w:r>
+        <w:rPr>
+          <w:rFonts w:ascii="Times New Roman" w:hAnsi="Times New Roman" w:hint="eastAsia"/>
+          <w:color w:val="F12828"/>
+        </w:rPr>
+        <w:t>】</w:t>
+      </w:r>
+      <w:proofErr w:type="gramEnd"/>
+      <w:r>
+        <w:rPr>
+          <w:rFonts w:ascii="Times New Roman" w:hAnsi="Times New Roman" w:hint="eastAsia"/>
+          <w:color w:val="F12828"/>
+        </w:rPr>
+        <w:t>】</w:t>
       </w:r>
     </w:p>
     <w:p>
@@ -18432,13 +18942,31 @@
           <w:rFonts w:ascii="Times New Roman" w:hAnsi="Times New Roman"/>
         </w:rPr>
       </w:pPr>
-      <w:r>
-        <w:rPr>
-          <w:rFonts w:ascii="Times New Roman" w:hAnsi="Times New Roman"/>
+      <w:proofErr w:type="gramStart"/>
+      <w:r>
+        <w:rPr>
+          <w:rFonts w:ascii="Times New Roman" w:hAnsi="Times New Roman" w:hint="eastAsia"/>
           <w:color w:val="F12828"/>
         </w:rPr>
+        <w:t>【【</w:t>
+      </w:r>
+      <w:proofErr w:type="gramEnd"/>
+      <w:r>
+        <w:rPr>
+          <w:rFonts w:ascii="Times New Roman" w:hAnsi="Times New Roman"/>
+          <w:color w:val="F12828"/>
+        </w:rPr>
         <w:t>就诊人扩展信息表主要用于维护患者就诊信息。</w:t>
       </w:r>
+      <w:proofErr w:type="gramStart"/>
+      <w:r>
+        <w:rPr>
+          <w:rFonts w:ascii="Times New Roman" w:hAnsi="Times New Roman" w:hint="eastAsia"/>
+          <w:color w:val="F12828"/>
+        </w:rPr>
+        <w:t>】】</w:t>
+      </w:r>
+      <w:proofErr w:type="gramEnd"/>
       <w:r>
         <w:rPr>
           <w:rFonts w:ascii="Times New Roman" w:hAnsi="Times New Roman"/>
@@ -18446,11 +18974,20 @@
         </w:rPr>
         <w:t>考虑到一个账号可能对应多个家庭成员，因此系统采用用户账号与就诊人信息分离的设计方式。</w:t>
       </w:r>
-      <w:r>
-        <w:rPr>
-          <w:rFonts w:ascii="Times New Roman" w:hAnsi="Times New Roman"/>
+      <w:proofErr w:type="gramStart"/>
+      <w:r>
+        <w:rPr>
+          <w:rFonts w:ascii="Times New Roman" w:hAnsi="Times New Roman" w:hint="eastAsia"/>
           <w:color w:val="F12828"/>
         </w:rPr>
+        <w:t>【【</w:t>
+      </w:r>
+      <w:proofErr w:type="gramEnd"/>
+      <w:r>
+        <w:rPr>
+          <w:rFonts w:ascii="Times New Roman" w:hAnsi="Times New Roman"/>
+          <w:color w:val="F12828"/>
+        </w:rPr>
         <w:t>就诊人扩展信息表结构如表</w:t>
       </w:r>
       <w:r>
@@ -18466,6 +19003,22 @@
           <w:color w:val="F12828"/>
         </w:rPr>
         <w:t>所示。</w:t>
+      </w:r>
+      <w:proofErr w:type="gramStart"/>
+      <w:r>
+        <w:rPr>
+          <w:rFonts w:ascii="Times New Roman" w:hAnsi="Times New Roman" w:hint="eastAsia"/>
+          <w:color w:val="F12828"/>
+        </w:rPr>
+        <w:t>】</w:t>
+      </w:r>
+      <w:proofErr w:type="gramEnd"/>
+      <w:r>
+        <w:rPr>
+          <w:rFonts w:ascii="Times New Roman" w:hAnsi="Times New Roman" w:hint="eastAsia"/>
+          <w:color w:val="F12828"/>
+        </w:rPr>
+        <w:t>】</w:t>
       </w:r>
     </w:p>
     <w:p>
@@ -20136,6 +20689,13 @@
       </w:pPr>
       <w:r>
         <w:rPr>
+          <w:rFonts w:ascii="Times New Roman" w:hAnsi="Times New Roman" w:hint="eastAsia"/>
+          <w:color w:val="F12828"/>
+        </w:rPr>
+        <w:t>【</w:t>
+      </w:r>
+      <w:r>
+        <w:rPr>
           <w:rFonts w:ascii="Times New Roman" w:hAnsi="Times New Roman"/>
           <w:color w:val="F39800"/>
         </w:rPr>
@@ -20143,9 +20703,25 @@
       </w:r>
       <w:r>
         <w:rPr>
-          <w:rFonts w:ascii="Times New Roman" w:hAnsi="Times New Roman"/>
+          <w:rFonts w:ascii="Times New Roman" w:hAnsi="Times New Roman" w:hint="eastAsia"/>
+          <w:color w:val="F39800"/>
+        </w:rPr>
+        <w:t>】</w:t>
+      </w:r>
+      <w:proofErr w:type="gramStart"/>
+      <w:r>
+        <w:rPr>
+          <w:rFonts w:ascii="Times New Roman" w:hAnsi="Times New Roman" w:hint="eastAsia"/>
           <w:color w:val="F12828"/>
         </w:rPr>
+        <w:t>【【</w:t>
+      </w:r>
+      <w:proofErr w:type="gramEnd"/>
+      <w:r>
+        <w:rPr>
+          <w:rFonts w:ascii="Times New Roman" w:hAnsi="Times New Roman"/>
+          <w:color w:val="F12828"/>
+        </w:rPr>
         <w:t>管理员扩展信息表结构如表</w:t>
       </w:r>
       <w:r>
@@ -20161,6 +20737,22 @@
           <w:color w:val="F12828"/>
         </w:rPr>
         <w:t>所示。</w:t>
+      </w:r>
+      <w:proofErr w:type="gramStart"/>
+      <w:r>
+        <w:rPr>
+          <w:rFonts w:ascii="Times New Roman" w:hAnsi="Times New Roman" w:hint="eastAsia"/>
+          <w:color w:val="F12828"/>
+        </w:rPr>
+        <w:t>】</w:t>
+      </w:r>
+      <w:proofErr w:type="gramEnd"/>
+      <w:r>
+        <w:rPr>
+          <w:rFonts w:ascii="Times New Roman" w:hAnsi="Times New Roman" w:hint="eastAsia"/>
+          <w:color w:val="F12828"/>
+        </w:rPr>
+        <w:t>】</w:t>
       </w:r>
     </w:p>
     <w:p>
@@ -20727,10 +21319,24 @@
       </w:pPr>
       <w:r>
         <w:rPr>
+          <w:rFonts w:ascii="Times New Roman" w:hAnsi="Times New Roman" w:hint="eastAsia"/>
+          <w:color w:val="F12828"/>
+        </w:rPr>
+        <w:t>【</w:t>
+      </w:r>
+      <w:r>
+        <w:rPr>
           <w:rFonts w:ascii="Times New Roman" w:hAnsi="Times New Roman"/>
           <w:color w:val="F39800"/>
         </w:rPr>
         <w:t>科室表用于维护医院科室层级结构信息，包括一级科室与子科室。该表为医生管理、排班管理以及预约挂号功能提供基础数据支持。</w:t>
+      </w:r>
+      <w:r>
+        <w:rPr>
+          <w:rFonts w:ascii="Times New Roman" w:hAnsi="Times New Roman" w:hint="eastAsia"/>
+          <w:color w:val="F39800"/>
+        </w:rPr>
+        <w:t>】</w:t>
       </w:r>
       <w:r>
         <w:rPr>
@@ -23554,11 +24160,20 @@
         </w:rPr>
         <w:t>等信息，为预约挂号与智能排班功能提供基础数据。</w:t>
       </w:r>
-      <w:r>
-        <w:rPr>
-          <w:rFonts w:ascii="Times New Roman" w:hAnsi="Times New Roman"/>
+      <w:proofErr w:type="gramStart"/>
+      <w:r>
+        <w:rPr>
+          <w:rFonts w:ascii="Times New Roman" w:hAnsi="Times New Roman" w:hint="eastAsia"/>
           <w:color w:val="F12828"/>
         </w:rPr>
+        <w:t>【【</w:t>
+      </w:r>
+      <w:proofErr w:type="gramEnd"/>
+      <w:r>
+        <w:rPr>
+          <w:rFonts w:ascii="Times New Roman" w:hAnsi="Times New Roman"/>
+          <w:color w:val="F12828"/>
+        </w:rPr>
         <w:t>医生排班表结构如表</w:t>
       </w:r>
       <w:r>
@@ -23574,6 +24189,22 @@
           <w:color w:val="F12828"/>
         </w:rPr>
         <w:t>所示。</w:t>
+      </w:r>
+      <w:proofErr w:type="gramStart"/>
+      <w:r>
+        <w:rPr>
+          <w:rFonts w:ascii="Times New Roman" w:hAnsi="Times New Roman" w:hint="eastAsia"/>
+          <w:color w:val="F12828"/>
+        </w:rPr>
+        <w:t>】</w:t>
+      </w:r>
+      <w:proofErr w:type="gramEnd"/>
+      <w:r>
+        <w:rPr>
+          <w:rFonts w:ascii="Times New Roman" w:hAnsi="Times New Roman" w:hint="eastAsia"/>
+          <w:color w:val="F12828"/>
+        </w:rPr>
+        <w:t>】</w:t>
       </w:r>
     </w:p>
     <w:p>
@@ -24584,11 +25215,20 @@
         </w:rPr>
         <w:t>文件信息表主要用于存储系统上传文件的相关信息，例如电子病历附件、头像等资源路径信息。</w:t>
       </w:r>
-      <w:r>
-        <w:rPr>
-          <w:rFonts w:ascii="Times New Roman" w:hAnsi="Times New Roman"/>
+      <w:proofErr w:type="gramStart"/>
+      <w:r>
+        <w:rPr>
+          <w:rFonts w:ascii="Times New Roman" w:hAnsi="Times New Roman" w:hint="eastAsia"/>
           <w:color w:val="F12828"/>
         </w:rPr>
+        <w:t>【【</w:t>
+      </w:r>
+      <w:proofErr w:type="gramEnd"/>
+      <w:r>
+        <w:rPr>
+          <w:rFonts w:ascii="Times New Roman" w:hAnsi="Times New Roman"/>
+          <w:color w:val="F12828"/>
+        </w:rPr>
         <w:t>文件信息表结构如表</w:t>
       </w:r>
       <w:r>
@@ -24604,6 +25244,22 @@
           <w:color w:val="F12828"/>
         </w:rPr>
         <w:t>所示。</w:t>
+      </w:r>
+      <w:proofErr w:type="gramStart"/>
+      <w:r>
+        <w:rPr>
+          <w:rFonts w:ascii="Times New Roman" w:hAnsi="Times New Roman" w:hint="eastAsia"/>
+          <w:color w:val="F12828"/>
+        </w:rPr>
+        <w:t>】</w:t>
+      </w:r>
+      <w:proofErr w:type="gramEnd"/>
+      <w:r>
+        <w:rPr>
+          <w:rFonts w:ascii="Times New Roman" w:hAnsi="Times New Roman" w:hint="eastAsia"/>
+          <w:color w:val="F12828"/>
+        </w:rPr>
+        <w:t>】</w:t>
       </w:r>
     </w:p>
     <w:p>
@@ -25324,11 +25980,20 @@
         </w:rPr>
         <w:t>电子病历表用于存储患者诊疗过程中的病历信息，包括主诉、现病史、诊断结果及治疗方案等内容，是系统电子病历模块的重要组成部分。</w:t>
       </w:r>
-      <w:r>
-        <w:rPr>
-          <w:rFonts w:ascii="Times New Roman" w:hAnsi="Times New Roman"/>
+      <w:proofErr w:type="gramStart"/>
+      <w:r>
+        <w:rPr>
+          <w:rFonts w:ascii="Times New Roman" w:hAnsi="Times New Roman" w:hint="eastAsia"/>
           <w:color w:val="F12828"/>
         </w:rPr>
+        <w:t>【【</w:t>
+      </w:r>
+      <w:proofErr w:type="gramEnd"/>
+      <w:r>
+        <w:rPr>
+          <w:rFonts w:ascii="Times New Roman" w:hAnsi="Times New Roman"/>
+          <w:color w:val="F12828"/>
+        </w:rPr>
         <w:t>电子病历表结构如表</w:t>
       </w:r>
       <w:r>
@@ -25344,6 +26009,22 @@
           <w:color w:val="F12828"/>
         </w:rPr>
         <w:t>所示。</w:t>
+      </w:r>
+      <w:proofErr w:type="gramStart"/>
+      <w:r>
+        <w:rPr>
+          <w:rFonts w:ascii="Times New Roman" w:hAnsi="Times New Roman" w:hint="eastAsia"/>
+          <w:color w:val="F12828"/>
+        </w:rPr>
+        <w:t>】</w:t>
+      </w:r>
+      <w:proofErr w:type="gramEnd"/>
+      <w:r>
+        <w:rPr>
+          <w:rFonts w:ascii="Times New Roman" w:hAnsi="Times New Roman" w:hint="eastAsia"/>
+          <w:color w:val="F12828"/>
+        </w:rPr>
+        <w:t>】</w:t>
       </w:r>
     </w:p>
     <w:p>
@@ -26799,6 +27480,7 @@
           <w:rFonts w:ascii="Times New Roman" w:hAnsi="Times New Roman" w:hint="eastAsia"/>
           <w:color w:val="000000"/>
         </w:rPr>
+        <w:lastRenderedPageBreak/>
         <w:t>系统安全设计</w:t>
       </w:r>
     </w:p>
@@ -26812,6 +27494,13 @@
       <w:r>
         <w:rPr>
           <w:rFonts w:ascii="Times New Roman" w:hAnsi="Times New Roman" w:hint="eastAsia"/>
+          <w:color w:val="F12828"/>
+        </w:rPr>
+        <w:t>【</w:t>
+      </w:r>
+      <w:r>
+        <w:rPr>
+          <w:rFonts w:ascii="Times New Roman" w:hAnsi="Times New Roman" w:hint="eastAsia"/>
           <w:color w:val="F39800"/>
         </w:rPr>
         <w:t>医疗系统中涉及大量敏感信息，例如患者身份信息和医疗记录。</w:t>
@@ -26819,17 +27508,41 @@
       <w:r>
         <w:rPr>
           <w:rFonts w:ascii="Times New Roman" w:hAnsi="Times New Roman" w:hint="eastAsia"/>
+          <w:color w:val="F39800"/>
+        </w:rPr>
+        <w:t>】</w:t>
+      </w:r>
+      <w:proofErr w:type="gramStart"/>
+      <w:r>
+        <w:rPr>
+          <w:rFonts w:ascii="Times New Roman" w:hAnsi="Times New Roman" w:hint="eastAsia"/>
           <w:color w:val="F12828"/>
         </w:rPr>
-        <w:t>因此系统在设计时需</w:t>
-      </w:r>
+        <w:t>【【</w:t>
+      </w:r>
+      <w:proofErr w:type="gramEnd"/>
       <w:r>
         <w:rPr>
           <w:rFonts w:ascii="Times New Roman" w:hAnsi="Times New Roman" w:hint="eastAsia"/>
           <w:color w:val="F12828"/>
         </w:rPr>
-        <w:lastRenderedPageBreak/>
-        <w:t>要充分考虑安全问题。</w:t>
+        <w:t>因此系统在设计时需要充分考虑安全问题。</w:t>
+      </w:r>
+      <w:proofErr w:type="gramStart"/>
+      <w:r>
+        <w:rPr>
+          <w:rFonts w:ascii="Times New Roman" w:hAnsi="Times New Roman" w:hint="eastAsia"/>
+          <w:color w:val="F12828"/>
+        </w:rPr>
+        <w:t>】</w:t>
+      </w:r>
+      <w:proofErr w:type="gramEnd"/>
+      <w:r>
+        <w:rPr>
+          <w:rFonts w:ascii="Times New Roman" w:hAnsi="Times New Roman" w:hint="eastAsia"/>
+          <w:color w:val="F12828"/>
+        </w:rPr>
+        <w:t>】</w:t>
       </w:r>
     </w:p>
     <w:p>
@@ -26858,11 +27571,20 @@
           <w:rFonts w:ascii="Times New Roman" w:hAnsi="Times New Roman"/>
         </w:rPr>
       </w:pPr>
+      <w:proofErr w:type="gramStart"/>
       <w:r>
         <w:rPr>
           <w:rFonts w:ascii="Times New Roman" w:hAnsi="Times New Roman" w:hint="eastAsia"/>
           <w:color w:val="F12828"/>
         </w:rPr>
+        <w:t>【【</w:t>
+      </w:r>
+      <w:proofErr w:type="gramEnd"/>
+      <w:r>
+        <w:rPr>
+          <w:rFonts w:ascii="Times New Roman" w:hAnsi="Times New Roman" w:hint="eastAsia"/>
+          <w:color w:val="F12828"/>
+        </w:rPr>
         <w:t>系统采用</w:t>
       </w:r>
       <w:r>
@@ -26962,6 +27684,22 @@
           <w:color w:val="F12828"/>
         </w:rPr>
         <w:t>来验证用户身份。</w:t>
+      </w:r>
+      <w:proofErr w:type="gramStart"/>
+      <w:r>
+        <w:rPr>
+          <w:rFonts w:ascii="Times New Roman" w:hAnsi="Times New Roman" w:hint="eastAsia"/>
+          <w:color w:val="F12828"/>
+        </w:rPr>
+        <w:t>】</w:t>
+      </w:r>
+      <w:proofErr w:type="gramEnd"/>
+      <w:r>
+        <w:rPr>
+          <w:rFonts w:ascii="Times New Roman" w:hAnsi="Times New Roman" w:hint="eastAsia"/>
+          <w:color w:val="F12828"/>
+        </w:rPr>
+        <w:t>】</w:t>
       </w:r>
     </w:p>
     <w:p>
@@ -27033,12 +27771,37 @@
         </w:rPr>
         <w:t>系统角色主要包括：患者、医生和管理员。</w:t>
       </w:r>
+      <w:proofErr w:type="gramStart"/>
       <w:r>
         <w:rPr>
           <w:rFonts w:ascii="Times New Roman" w:hAnsi="Times New Roman" w:hint="eastAsia"/>
           <w:color w:val="F12828"/>
         </w:rPr>
+        <w:t>【【</w:t>
+      </w:r>
+      <w:proofErr w:type="gramEnd"/>
+      <w:r>
+        <w:rPr>
+          <w:rFonts w:ascii="Times New Roman" w:hAnsi="Times New Roman" w:hint="eastAsia"/>
+          <w:color w:val="F12828"/>
+        </w:rPr>
         <w:t>不同角色只能访问对应的功能模块。</w:t>
+      </w:r>
+      <w:proofErr w:type="gramStart"/>
+      <w:r>
+        <w:rPr>
+          <w:rFonts w:ascii="Times New Roman" w:hAnsi="Times New Roman" w:hint="eastAsia"/>
+          <w:color w:val="F12828"/>
+        </w:rPr>
+        <w:t>】</w:t>
+      </w:r>
+      <w:proofErr w:type="gramEnd"/>
+      <w:r>
+        <w:rPr>
+          <w:rFonts w:ascii="Times New Roman" w:hAnsi="Times New Roman" w:hint="eastAsia"/>
+          <w:color w:val="F12828"/>
+        </w:rPr>
+        <w:t>】</w:t>
       </w:r>
     </w:p>
     <w:p>
@@ -27070,10 +27833,24 @@
       <w:r>
         <w:rPr>
           <w:rFonts w:ascii="Times New Roman" w:hAnsi="Times New Roman" w:hint="eastAsia"/>
+          <w:color w:val="F12828"/>
+        </w:rPr>
+        <w:t>【</w:t>
+      </w:r>
+      <w:r>
+        <w:rPr>
+          <w:rFonts w:ascii="Times New Roman" w:hAnsi="Times New Roman" w:hint="eastAsia"/>
           <w:color w:val="F39800"/>
         </w:rPr>
         <w:t>为了保证系统数据安全，本系统采取以下措施：</w:t>
       </w:r>
+      <w:r>
+        <w:rPr>
+          <w:rFonts w:ascii="Times New Roman" w:hAnsi="Times New Roman" w:hint="eastAsia"/>
+          <w:color w:val="F39800"/>
+        </w:rPr>
+        <w:t>】</w:t>
+      </w:r>
     </w:p>
     <w:p>
       <w:pPr>
@@ -27177,12 +27954,37 @@
           <w:rFonts w:ascii="Times New Roman" w:hAnsi="Times New Roman"/>
         </w:rPr>
       </w:pPr>
+      <w:proofErr w:type="gramStart"/>
       <w:r>
         <w:rPr>
           <w:rFonts w:ascii="Times New Roman" w:hAnsi="Times New Roman" w:hint="eastAsia"/>
           <w:color w:val="F12828"/>
         </w:rPr>
+        <w:t>【【</w:t>
+      </w:r>
+      <w:proofErr w:type="gramEnd"/>
+      <w:r>
+        <w:rPr>
+          <w:rFonts w:ascii="Times New Roman" w:hAnsi="Times New Roman" w:hint="eastAsia"/>
+          <w:color w:val="F12828"/>
+        </w:rPr>
         <w:t>通过以上措施，可以有效提高系统整体安全性。</w:t>
+      </w:r>
+      <w:proofErr w:type="gramStart"/>
+      <w:r>
+        <w:rPr>
+          <w:rFonts w:ascii="Times New Roman" w:hAnsi="Times New Roman" w:hint="eastAsia"/>
+          <w:color w:val="F12828"/>
+        </w:rPr>
+        <w:t>】</w:t>
+      </w:r>
+      <w:proofErr w:type="gramEnd"/>
+      <w:r>
+        <w:rPr>
+          <w:rFonts w:ascii="Times New Roman" w:hAnsi="Times New Roman" w:hint="eastAsia"/>
+          <w:color w:val="F12828"/>
+        </w:rPr>
+        <w:t>】</w:t>
       </w:r>
     </w:p>
     <w:p>

--- a/4.首次查重/免费_Word标红版_查重报告_[基于时序预测的门诊挂号与电子病历一体化管].docx
+++ b/4.首次查重/免费_Word标红版_查重报告_[基于时序预测的门诊挂号与电子病历一体化管].docx
@@ -28155,11 +28155,20 @@
           <w:rFonts w:ascii="Times New Roman" w:hAnsi="Times New Roman"/>
         </w:rPr>
       </w:pPr>
+      <w:proofErr w:type="gramStart"/>
       <w:r>
         <w:rPr>
           <w:rFonts w:ascii="Times New Roman" w:hAnsi="Times New Roman" w:hint="eastAsia"/>
           <w:color w:val="F12828"/>
         </w:rPr>
+        <w:t>【【</w:t>
+      </w:r>
+      <w:proofErr w:type="gramEnd"/>
+      <w:r>
+        <w:rPr>
+          <w:rFonts w:ascii="Times New Roman" w:hAnsi="Times New Roman" w:hint="eastAsia"/>
+          <w:color w:val="F12828"/>
+        </w:rPr>
         <w:t>系统采用前后端分离架构进行开发，前端基于</w:t>
       </w:r>
       <w:r>
@@ -28197,6 +28206,15 @@
         </w:rPr>
         <w:t>，</w:t>
       </w:r>
+      <w:proofErr w:type="gramStart"/>
+      <w:r>
+        <w:rPr>
+          <w:rFonts w:ascii="Times New Roman" w:hAnsi="Times New Roman" w:hint="eastAsia"/>
+          <w:color w:val="F12828"/>
+        </w:rPr>
+        <w:t>】】</w:t>
+      </w:r>
+      <w:proofErr w:type="gramEnd"/>
       <w:r>
         <w:rPr>
           <w:rFonts w:ascii="Times New Roman" w:hAnsi="Times New Roman" w:hint="eastAsia"/>
@@ -29284,9 +29302,23 @@
       <w:r>
         <w:rPr>
           <w:rFonts w:ascii="Times New Roman" w:hAnsi="Times New Roman" w:hint="eastAsia"/>
+          <w:color w:val="F12828"/>
+        </w:rPr>
+        <w:t>【</w:t>
+      </w:r>
+      <w:r>
+        <w:rPr>
+          <w:rFonts w:ascii="Times New Roman" w:hAnsi="Times New Roman" w:hint="eastAsia"/>
           <w:color w:val="F39800"/>
         </w:rPr>
         <w:t>用户管理模块主要实现用户注册、登录以及就诊人信息维护等功能，是系统运行的基础模块。</w:t>
+      </w:r>
+      <w:r>
+        <w:rPr>
+          <w:rFonts w:ascii="Times New Roman" w:hAnsi="Times New Roman" w:hint="eastAsia"/>
+          <w:color w:val="F39800"/>
+        </w:rPr>
+        <w:t>】</w:t>
       </w:r>
     </w:p>
     <w:p>
@@ -29318,6 +29350,13 @@
       <w:r>
         <w:rPr>
           <w:rFonts w:ascii="Times New Roman" w:hAnsi="Times New Roman" w:hint="eastAsia"/>
+          <w:color w:val="F12828"/>
+        </w:rPr>
+        <w:t>【</w:t>
+      </w:r>
+      <w:r>
+        <w:rPr>
+          <w:rFonts w:ascii="Times New Roman" w:hAnsi="Times New Roman" w:hint="eastAsia"/>
           <w:color w:val="F39800"/>
         </w:rPr>
         <w:t>用户注册功能主要用于</w:t>
@@ -29339,6 +29378,13 @@
       <w:r>
         <w:rPr>
           <w:rFonts w:ascii="Times New Roman" w:hAnsi="Times New Roman" w:hint="eastAsia"/>
+          <w:color w:val="F39800"/>
+        </w:rPr>
+        <w:t>】</w:t>
+      </w:r>
+      <w:r>
+        <w:rPr>
+          <w:rFonts w:ascii="Times New Roman" w:hAnsi="Times New Roman" w:hint="eastAsia"/>
           <w:color w:val="000000"/>
         </w:rPr>
         <w:t>后端实现过程中，首先对用户名进行唯一性校验，避免重复注册；</w:t>
@@ -29346,6 +29392,13 @@
       <w:r>
         <w:rPr>
           <w:rFonts w:ascii="Times New Roman" w:hAnsi="Times New Roman" w:hint="eastAsia"/>
+          <w:color w:val="F12828"/>
+        </w:rPr>
+        <w:t>【</w:t>
+      </w:r>
+      <w:r>
+        <w:rPr>
+          <w:rFonts w:ascii="Times New Roman" w:hAnsi="Times New Roman" w:hint="eastAsia"/>
           <w:color w:val="F39800"/>
         </w:rPr>
         <w:t>随后对密码进行加密处理（如使用</w:t>
@@ -29430,6 +29483,13 @@
           <w:color w:val="F39800"/>
         </w:rPr>
         <w:t>。</w:t>
+      </w:r>
+      <w:r>
+        <w:rPr>
+          <w:rFonts w:ascii="Times New Roman" w:hAnsi="Times New Roman" w:hint="eastAsia"/>
+          <w:color w:val="F39800"/>
+        </w:rPr>
+        <w:t>】</w:t>
       </w:r>
     </w:p>
     <w:p>
@@ -29665,6 +29725,13 @@
       <w:r>
         <w:rPr>
           <w:rFonts w:ascii="Times New Roman" w:hAnsi="Times New Roman" w:hint="eastAsia"/>
+          <w:color w:val="F12828"/>
+        </w:rPr>
+        <w:t>【</w:t>
+      </w:r>
+      <w:r>
+        <w:rPr>
+          <w:rFonts w:ascii="Times New Roman" w:hAnsi="Times New Roman" w:hint="eastAsia"/>
           <w:color w:val="F39800"/>
         </w:rPr>
         <w:t>用户输入账号和密码后，后端对密码进行校验，验证通过后生成</w:t>
@@ -29685,9 +29752,25 @@
       </w:r>
       <w:r>
         <w:rPr>
-          <w:rFonts w:ascii="Times New Roman" w:hAnsi="Times New Roman"/>
+          <w:rFonts w:ascii="Times New Roman" w:hAnsi="Times New Roman" w:hint="eastAsia"/>
+          <w:color w:val="F39800"/>
+        </w:rPr>
+        <w:t>】</w:t>
+      </w:r>
+      <w:proofErr w:type="gramStart"/>
+      <w:r>
+        <w:rPr>
+          <w:rFonts w:ascii="Times New Roman" w:hAnsi="Times New Roman" w:hint="eastAsia"/>
           <w:color w:val="F12828"/>
         </w:rPr>
+        <w:t>【【</w:t>
+      </w:r>
+      <w:proofErr w:type="gramEnd"/>
+      <w:r>
+        <w:rPr>
+          <w:rFonts w:ascii="Times New Roman" w:hAnsi="Times New Roman"/>
+          <w:color w:val="F12828"/>
+        </w:rPr>
         <w:t>前端将</w:t>
       </w:r>
       <w:r>
@@ -29741,6 +29824,15 @@
         </w:rPr>
         <w:t>。</w:t>
       </w:r>
+      <w:proofErr w:type="gramStart"/>
+      <w:r>
+        <w:rPr>
+          <w:rFonts w:ascii="Times New Roman" w:hAnsi="Times New Roman" w:hint="eastAsia"/>
+          <w:color w:val="F12828"/>
+        </w:rPr>
+        <w:t>】】</w:t>
+      </w:r>
+      <w:proofErr w:type="gramEnd"/>
       <w:r>
         <w:rPr>
           <w:rFonts w:ascii="Times New Roman" w:hAnsi="Times New Roman" w:hint="eastAsia"/>
@@ -29961,9 +30053,23 @@
       <w:r>
         <w:rPr>
           <w:rFonts w:ascii="Times New Roman" w:hAnsi="Times New Roman" w:hint="eastAsia"/>
+          <w:color w:val="F12828"/>
+        </w:rPr>
+        <w:t>【</w:t>
+      </w:r>
+      <w:r>
+        <w:rPr>
+          <w:rFonts w:ascii="Times New Roman" w:hAnsi="Times New Roman" w:hint="eastAsia"/>
           <w:color w:val="F39800"/>
         </w:rPr>
         <w:t>用户可新增、修改或删除就诊人信息，包括姓名、身份证号、联系方式等。</w:t>
+      </w:r>
+      <w:r>
+        <w:rPr>
+          <w:rFonts w:ascii="Times New Roman" w:hAnsi="Times New Roman" w:hint="eastAsia"/>
+          <w:color w:val="F39800"/>
+        </w:rPr>
+        <w:t>】</w:t>
       </w:r>
       <w:r>
         <w:rPr>
@@ -30164,9 +30270,16 @@
       <w:r>
         <w:rPr>
           <w:rFonts w:ascii="Times New Roman" w:hAnsi="Times New Roman" w:hint="eastAsia"/>
-          <w:color w:val="F39800"/>
-        </w:rPr>
-        <w:t>为方便医院对医生信息进行统一维护与权限管理，系统设计了医生账户管理功能。管</w:t>
+          <w:color w:val="F12828"/>
+        </w:rPr>
+        <w:t>【</w:t>
+      </w:r>
+      <w:r>
+        <w:rPr>
+          <w:rFonts w:ascii="Times New Roman" w:hAnsi="Times New Roman" w:hint="eastAsia"/>
+          <w:color w:val="F39800"/>
+        </w:rPr>
+        <w:t>为方便医院对医生信息进行统一维护与权限管理，系统设计了医生账户管理功能。</w:t>
       </w:r>
       <w:r>
         <w:rPr>
@@ -30174,7 +30287,14 @@
           <w:color w:val="F39800"/>
         </w:rPr>
         <w:lastRenderedPageBreak/>
-        <w:t>理员可通过该功能对医生账户进行新增、修改、删除及查询操作，实现医生基本信息与系统账号的统一管理。医生账户信息主要包括医生姓名、所属科室、职称、联系方式、登录账号及状态等内容。</w:t>
+        <w:t>管理员可通过该功能对医生账户进行新增、修改、删除及查询操作，实现医生基本信息与系统账号的统一管理。医生账户信息主要包括医生姓名、所属科室、职称、联系方式、登录账号及状态等内容。</w:t>
+      </w:r>
+      <w:r>
+        <w:rPr>
+          <w:rFonts w:ascii="Times New Roman" w:hAnsi="Times New Roman" w:hint="eastAsia"/>
+          <w:color w:val="F39800"/>
+        </w:rPr>
+        <w:t>】</w:t>
       </w:r>
     </w:p>
     <w:p>
@@ -30343,9 +30463,23 @@
       <w:r>
         <w:rPr>
           <w:rFonts w:ascii="Times New Roman" w:hAnsi="Times New Roman" w:hint="eastAsia"/>
+          <w:color w:val="F12828"/>
+        </w:rPr>
+        <w:t>【</w:t>
+      </w:r>
+      <w:r>
+        <w:rPr>
+          <w:rFonts w:ascii="Times New Roman" w:hAnsi="Times New Roman" w:hint="eastAsia"/>
           <w:color w:val="F39800"/>
         </w:rPr>
         <w:t>挂号管理模块是系统的核心功能之一，主要实现预约挂号、挂号信息维护以及挂号记录查询。</w:t>
+      </w:r>
+      <w:r>
+        <w:rPr>
+          <w:rFonts w:ascii="Times New Roman" w:hAnsi="Times New Roman" w:hint="eastAsia"/>
+          <w:color w:val="F39800"/>
+        </w:rPr>
+        <w:t>】</w:t>
       </w:r>
     </w:p>
     <w:p>
@@ -30912,9 +31046,23 @@
       <w:r>
         <w:rPr>
           <w:rFonts w:ascii="Times New Roman" w:hAnsi="Times New Roman" w:hint="eastAsia"/>
+          <w:color w:val="F12828"/>
+        </w:rPr>
+        <w:t>【</w:t>
+      </w:r>
+      <w:r>
+        <w:rPr>
+          <w:rFonts w:ascii="Times New Roman" w:hAnsi="Times New Roman" w:hint="eastAsia"/>
           <w:color w:val="F39800"/>
         </w:rPr>
         <w:t>该功能通过分页查询实现，避免一次性加载大量数据，提高系统响应速度。</w:t>
+      </w:r>
+      <w:r>
+        <w:rPr>
+          <w:rFonts w:ascii="Times New Roman" w:hAnsi="Times New Roman" w:hint="eastAsia"/>
+          <w:color w:val="F39800"/>
+        </w:rPr>
+        <w:t>】</w:t>
       </w:r>
     </w:p>
     <w:p>
@@ -31052,9 +31200,23 @@
       <w:r>
         <w:rPr>
           <w:rFonts w:ascii="Times New Roman" w:hAnsi="Times New Roman" w:hint="eastAsia"/>
+          <w:color w:val="F12828"/>
+        </w:rPr>
+        <w:t>【</w:t>
+      </w:r>
+      <w:r>
+        <w:rPr>
+          <w:rFonts w:ascii="Times New Roman" w:hAnsi="Times New Roman" w:hint="eastAsia"/>
           <w:color w:val="F39800"/>
         </w:rPr>
         <w:t>医生排班模块主要用于管理医生出诊安排，是挂号功能的基础支撑。</w:t>
+      </w:r>
+      <w:r>
+        <w:rPr>
+          <w:rFonts w:ascii="Times New Roman" w:hAnsi="Times New Roman" w:hint="eastAsia"/>
+          <w:color w:val="F39800"/>
+        </w:rPr>
+        <w:t>】</w:t>
       </w:r>
     </w:p>
     <w:p>
@@ -31083,13 +31245,38 @@
           <w:rFonts w:ascii="Times New Roman" w:hAnsi="Times New Roman"/>
         </w:rPr>
       </w:pPr>
+      <w:proofErr w:type="gramStart"/>
       <w:r>
         <w:rPr>
           <w:rFonts w:ascii="Times New Roman" w:hAnsi="Times New Roman" w:hint="eastAsia"/>
           <w:color w:val="F12828"/>
         </w:rPr>
+        <w:t>【【</w:t>
+      </w:r>
+      <w:proofErr w:type="gramEnd"/>
+      <w:r>
+        <w:rPr>
+          <w:rFonts w:ascii="Times New Roman" w:hAnsi="Times New Roman" w:hint="eastAsia"/>
+          <w:color w:val="F12828"/>
+        </w:rPr>
         <w:t>管理员可对医生排班进行新增、修改和删除操作。</w:t>
       </w:r>
+      <w:proofErr w:type="gramStart"/>
+      <w:r>
+        <w:rPr>
+          <w:rFonts w:ascii="Times New Roman" w:hAnsi="Times New Roman" w:hint="eastAsia"/>
+          <w:color w:val="F12828"/>
+        </w:rPr>
+        <w:t>】】</w:t>
+      </w:r>
+      <w:proofErr w:type="gramEnd"/>
+      <w:r>
+        <w:rPr>
+          <w:rFonts w:ascii="Times New Roman" w:hAnsi="Times New Roman" w:hint="eastAsia"/>
+          <w:color w:val="F12828"/>
+        </w:rPr>
+        <w:t>【</w:t>
+      </w:r>
       <w:r>
         <w:rPr>
           <w:rFonts w:ascii="Times New Roman" w:hAnsi="Times New Roman" w:hint="eastAsia"/>
@@ -31109,23 +31296,14 @@
           <w:rFonts w:ascii="Times New Roman" w:hAnsi="Times New Roman"/>
           <w:color w:val="F39800"/>
         </w:rPr>
-        <w:t>、排班日期、时间段</w:t>
-      </w:r>
-      <w:proofErr w:type="gramStart"/>
-      <w:r>
-        <w:rPr>
-          <w:rFonts w:ascii="Times New Roman" w:hAnsi="Times New Roman"/>
-          <w:color w:val="F39800"/>
-        </w:rPr>
-        <w:t>以及号源数量</w:t>
-      </w:r>
-      <w:proofErr w:type="gramEnd"/>
-      <w:r>
-        <w:rPr>
-          <w:rFonts w:ascii="Times New Roman" w:hAnsi="Times New Roman"/>
-          <w:color w:val="F39800"/>
-        </w:rPr>
-        <w:t>等。</w:t>
+        <w:t>、排班日期、时间段以及号源数量等。</w:t>
+      </w:r>
+      <w:r>
+        <w:rPr>
+          <w:rFonts w:ascii="Times New Roman" w:hAnsi="Times New Roman" w:hint="eastAsia"/>
+          <w:color w:val="F39800"/>
+        </w:rPr>
+        <w:t>】</w:t>
       </w:r>
       <w:r>
         <w:rPr>
@@ -31137,6 +31315,13 @@
       <w:r>
         <w:rPr>
           <w:rFonts w:ascii="Times New Roman" w:hAnsi="Times New Roman" w:hint="eastAsia"/>
+          <w:color w:val="F12828"/>
+        </w:rPr>
+        <w:t>【</w:t>
+      </w:r>
+      <w:r>
+        <w:rPr>
+          <w:rFonts w:ascii="Times New Roman" w:hAnsi="Times New Roman" w:hint="eastAsia"/>
           <w:color w:val="F39800"/>
         </w:rPr>
         <w:t>数据存储在</w:t>
@@ -31160,23 +31345,14 @@
           <w:rFonts w:ascii="Times New Roman" w:hAnsi="Times New Roman"/>
           <w:color w:val="F39800"/>
         </w:rPr>
-        <w:t>表中，与医生</w:t>
-      </w:r>
-      <w:proofErr w:type="gramStart"/>
-      <w:r>
-        <w:rPr>
-          <w:rFonts w:ascii="Times New Roman" w:hAnsi="Times New Roman"/>
-          <w:color w:val="F39800"/>
-        </w:rPr>
-        <w:t>表形成</w:t>
-      </w:r>
-      <w:proofErr w:type="gramEnd"/>
-      <w:r>
-        <w:rPr>
-          <w:rFonts w:ascii="Times New Roman" w:hAnsi="Times New Roman"/>
-          <w:color w:val="F39800"/>
-        </w:rPr>
-        <w:t>关联关系。</w:t>
+        <w:t>表中，与医生表形成关联关系。</w:t>
+      </w:r>
+      <w:r>
+        <w:rPr>
+          <w:rFonts w:ascii="Times New Roman" w:hAnsi="Times New Roman" w:hint="eastAsia"/>
+          <w:color w:val="F39800"/>
+        </w:rPr>
+        <w:t>】</w:t>
       </w:r>
     </w:p>
     <w:p>
@@ -31310,10 +31486,24 @@
       </w:r>
       <w:r>
         <w:rPr>
+          <w:rFonts w:ascii="Times New Roman" w:hAnsi="Times New Roman" w:hint="eastAsia"/>
+          <w:color w:val="F12828"/>
+        </w:rPr>
+        <w:t>【</w:t>
+      </w:r>
+      <w:r>
+        <w:rPr>
           <w:rFonts w:hint="eastAsia"/>
           <w:color w:val="F39800"/>
         </w:rPr>
         <w:t>该功能通过条件查询实现，并对查询结果进行格式化处理，以便前端展示。</w:t>
+      </w:r>
+      <w:r>
+        <w:rPr>
+          <w:rFonts w:hint="eastAsia"/>
+          <w:color w:val="F39800"/>
+        </w:rPr>
+        <w:t>】</w:t>
       </w:r>
     </w:p>
     <w:p>
@@ -31353,10 +31543,24 @@
       </w:pPr>
       <w:r>
         <w:rPr>
+          <w:rFonts w:ascii="Times New Roman" w:hAnsi="Times New Roman" w:hint="eastAsia"/>
+          <w:color w:val="F12828"/>
+        </w:rPr>
+        <w:t>【</w:t>
+      </w:r>
+      <w:r>
+        <w:rPr>
           <w:rFonts w:hint="eastAsia"/>
           <w:color w:val="F39800"/>
         </w:rPr>
         <w:t>电子病历模块用于记录患者就诊信息，实现医疗数据的结构化管理。</w:t>
+      </w:r>
+      <w:r>
+        <w:rPr>
+          <w:rFonts w:hint="eastAsia"/>
+          <w:color w:val="F39800"/>
+        </w:rPr>
+        <w:t>】</w:t>
       </w:r>
     </w:p>
     <w:p>
@@ -31395,6 +31599,13 @@
       <w:r>
         <w:rPr>
           <w:rFonts w:ascii="Times New Roman" w:hAnsi="Times New Roman" w:hint="eastAsia"/>
+          <w:color w:val="F12828"/>
+        </w:rPr>
+        <w:t>【</w:t>
+      </w:r>
+      <w:r>
+        <w:rPr>
+          <w:rFonts w:ascii="Times New Roman" w:hAnsi="Times New Roman" w:hint="eastAsia"/>
           <w:color w:val="F39800"/>
         </w:rPr>
         <w:t>病历内容包括主诉、现病史、诊断结果及处方信息等。</w:t>
@@ -31402,6 +31613,13 @@
       <w:r>
         <w:rPr>
           <w:rFonts w:ascii="Times New Roman" w:hAnsi="Times New Roman" w:hint="eastAsia"/>
+          <w:color w:val="F39800"/>
+        </w:rPr>
+        <w:t>】</w:t>
+      </w:r>
+      <w:r>
+        <w:rPr>
+          <w:rFonts w:ascii="Times New Roman" w:hAnsi="Times New Roman" w:hint="eastAsia"/>
           <w:color w:val="000000"/>
         </w:rPr>
         <w:t>系统采用表单方式进行录入，并将数据存储于</w:t>
@@ -31441,15 +31659,8 @@
           <w:rFonts w:ascii="Times New Roman" w:hAnsi="Times New Roman" w:hint="eastAsia"/>
           <w:color w:val="000000"/>
         </w:rPr>
-        <w:t>在</w:t>
-      </w:r>
-      <w:r>
-        <w:rPr>
-          <w:rFonts w:ascii="Times New Roman" w:hAnsi="Times New Roman" w:hint="eastAsia"/>
-          <w:color w:val="000000"/>
-        </w:rPr>
         <w:lastRenderedPageBreak/>
-        <w:t>实现过程中，采用结构化字段存储关键数据，同时保留文本描述，提高数据可读性与扩展性。</w:t>
+        <w:t>在实现过程中，采用结构化字段存储关键数据，同时保留文本描述，提高数据可读性与扩展性。</w:t>
       </w:r>
     </w:p>
     <w:p>
@@ -31493,6 +31704,13 @@
       <w:r>
         <w:rPr>
           <w:rFonts w:ascii="Times New Roman" w:hAnsi="Times New Roman" w:hint="eastAsia"/>
+          <w:color w:val="F12828"/>
+        </w:rPr>
+        <w:t>【</w:t>
+      </w:r>
+      <w:r>
+        <w:rPr>
+          <w:rFonts w:ascii="Times New Roman" w:hAnsi="Times New Roman" w:hint="eastAsia"/>
           <w:color w:val="F39800"/>
         </w:rPr>
         <w:t>病历查询功能支持医生和患者查看历史病历。</w:t>
@@ -31500,15 +31718,31 @@
       <w:r>
         <w:rPr>
           <w:rFonts w:ascii="Times New Roman" w:hAnsi="Times New Roman" w:hint="eastAsia"/>
+          <w:color w:val="F39800"/>
+        </w:rPr>
+        <w:t>】</w:t>
+      </w:r>
+      <w:r>
+        <w:rPr>
+          <w:rFonts w:ascii="Times New Roman" w:hAnsi="Times New Roman" w:hint="eastAsia"/>
           <w:color w:val="000000"/>
         </w:rPr>
         <w:t>医生可根据患者信息查询其全部就诊记录，患者则可在个人中心查看自身病历。</w:t>
       </w:r>
+      <w:proofErr w:type="gramStart"/>
       <w:r>
         <w:rPr>
           <w:rFonts w:ascii="Times New Roman" w:hAnsi="Times New Roman" w:hint="eastAsia"/>
           <w:color w:val="F12828"/>
         </w:rPr>
+        <w:t>【【</w:t>
+      </w:r>
+      <w:proofErr w:type="gramEnd"/>
+      <w:r>
+        <w:rPr>
+          <w:rFonts w:ascii="Times New Roman" w:hAnsi="Times New Roman" w:hint="eastAsia"/>
+          <w:color w:val="F12828"/>
+        </w:rPr>
         <w:t>查询结果按时间排序展示，并</w:t>
       </w:r>
       <w:proofErr w:type="gramStart"/>
@@ -31526,6 +31760,22 @@
           <w:color w:val="F12828"/>
         </w:rPr>
         <w:t>页加载。</w:t>
+      </w:r>
+      <w:proofErr w:type="gramStart"/>
+      <w:r>
+        <w:rPr>
+          <w:rFonts w:ascii="Times New Roman" w:hAnsi="Times New Roman" w:hint="eastAsia"/>
+          <w:color w:val="F12828"/>
+        </w:rPr>
+        <w:t>】</w:t>
+      </w:r>
+      <w:proofErr w:type="gramEnd"/>
+      <w:r>
+        <w:rPr>
+          <w:rFonts w:ascii="Times New Roman" w:hAnsi="Times New Roman" w:hint="eastAsia"/>
+          <w:color w:val="F12828"/>
+        </w:rPr>
+        <w:t>】</w:t>
       </w:r>
     </w:p>
     <w:p>
@@ -31569,6 +31819,13 @@
       <w:r>
         <w:rPr>
           <w:rFonts w:ascii="Times New Roman" w:hAnsi="Times New Roman" w:hint="eastAsia"/>
+          <w:color w:val="F12828"/>
+        </w:rPr>
+        <w:t>【</w:t>
+      </w:r>
+      <w:r>
+        <w:rPr>
+          <w:rFonts w:ascii="Times New Roman" w:hAnsi="Times New Roman" w:hint="eastAsia"/>
           <w:color w:val="F39800"/>
         </w:rPr>
         <w:t>权限认证模块用于保障系统安全，主要通过</w:t>
@@ -31600,6 +31857,13 @@
           <w:color w:val="F39800"/>
         </w:rPr>
         <w:t>实现用户身份验证与会话管理。</w:t>
+      </w:r>
+      <w:r>
+        <w:rPr>
+          <w:rFonts w:ascii="Times New Roman" w:hAnsi="Times New Roman" w:hint="eastAsia"/>
+          <w:color w:val="F39800"/>
+        </w:rPr>
+        <w:t>】</w:t>
       </w:r>
     </w:p>
     <w:p>
@@ -31632,7 +31896,7 @@
       <w:pPr>
         <w:ind w:firstLine="420"/>
         <w:rPr>
-          <w:rFonts w:ascii="Times New Roman" w:hAnsi="Times New Roman"/>
+          <w:rFonts w:ascii="Times New Roman" w:hAnsi="Times New Roman" w:hint="eastAsia"/>
         </w:rPr>
       </w:pPr>
       <w:r>
@@ -31659,6 +31923,13 @@
       <w:r>
         <w:rPr>
           <w:rFonts w:ascii="Times New Roman" w:hAnsi="Times New Roman" w:hint="eastAsia"/>
+          <w:color w:val="F12828"/>
+        </w:rPr>
+        <w:t>【</w:t>
+      </w:r>
+      <w:r>
+        <w:rPr>
+          <w:rFonts w:ascii="Times New Roman" w:hAnsi="Times New Roman" w:hint="eastAsia"/>
           <w:color w:val="F39800"/>
         </w:rPr>
         <w:t>用户登录成功后，后端生成</w:t>
@@ -31693,9 +31964,25 @@
       </w:r>
       <w:r>
         <w:rPr>
-          <w:rFonts w:ascii="Times New Roman" w:hAnsi="Times New Roman"/>
+          <w:rFonts w:ascii="Times New Roman" w:hAnsi="Times New Roman" w:hint="eastAsia"/>
+          <w:color w:val="F39800"/>
+        </w:rPr>
+        <w:t>】</w:t>
+      </w:r>
+      <w:proofErr w:type="gramStart"/>
+      <w:r>
+        <w:rPr>
+          <w:rFonts w:ascii="Times New Roman" w:hAnsi="Times New Roman" w:hint="eastAsia"/>
           <w:color w:val="F12828"/>
         </w:rPr>
+        <w:t>【【</w:t>
+      </w:r>
+      <w:proofErr w:type="gramEnd"/>
+      <w:r>
+        <w:rPr>
+          <w:rFonts w:ascii="Times New Roman" w:hAnsi="Times New Roman"/>
+          <w:color w:val="F12828"/>
+        </w:rPr>
         <w:t>客户端在后续请求中携带</w:t>
       </w:r>
       <w:r>
@@ -31726,6 +32013,22 @@
         </w:rPr>
         <w:t>判断用户身份。</w:t>
       </w:r>
+      <w:proofErr w:type="gramStart"/>
+      <w:r>
+        <w:rPr>
+          <w:rFonts w:ascii="Times New Roman" w:hAnsi="Times New Roman" w:hint="eastAsia"/>
+          <w:color w:val="F12828"/>
+        </w:rPr>
+        <w:t>】】</w:t>
+      </w:r>
+      <w:proofErr w:type="gramEnd"/>
+      <w:r>
+        <w:rPr>
+          <w:rFonts w:ascii="Times New Roman" w:hAnsi="Times New Roman" w:hint="eastAsia"/>
+          <w:color w:val="F12828"/>
+        </w:rPr>
+        <w:t>【</w:t>
+      </w:r>
       <w:r>
         <w:rPr>
           <w:rFonts w:ascii="Times New Roman" w:hAnsi="Times New Roman" w:hint="eastAsia"/>
@@ -31746,6 +32049,13 @@
           <w:color w:val="F39800"/>
         </w:rPr>
         <w:t>的服务器存储问题，提高了系统扩展性。</w:t>
+      </w:r>
+      <w:r>
+        <w:rPr>
+          <w:rFonts w:ascii="Times New Roman" w:hAnsi="Times New Roman" w:hint="eastAsia"/>
+          <w:color w:val="F39800"/>
+        </w:rPr>
+        <w:t>】</w:t>
       </w:r>
     </w:p>
     <w:p>
@@ -32094,11 +32404,20 @@
           <w:rFonts w:ascii="Times New Roman" w:hAnsi="Times New Roman"/>
         </w:rPr>
       </w:pPr>
+      <w:proofErr w:type="gramStart"/>
       <w:r>
         <w:rPr>
           <w:rFonts w:ascii="Times New Roman" w:hAnsi="Times New Roman" w:hint="eastAsia"/>
           <w:color w:val="F12828"/>
         </w:rPr>
+        <w:t>【【</w:t>
+      </w:r>
+      <w:proofErr w:type="gramEnd"/>
+      <w:r>
+        <w:rPr>
+          <w:rFonts w:ascii="Times New Roman" w:hAnsi="Times New Roman" w:hint="eastAsia"/>
+          <w:color w:val="F12828"/>
+        </w:rPr>
         <w:t>当</w:t>
       </w:r>
       <w:r>
@@ -32142,6 +32461,22 @@
           <w:color w:val="F12828"/>
         </w:rPr>
         <w:t>，而无需重新登录。该机制在保证安全性的同时，提高了用户体验。</w:t>
+      </w:r>
+      <w:proofErr w:type="gramStart"/>
+      <w:r>
+        <w:rPr>
+          <w:rFonts w:ascii="Times New Roman" w:hAnsi="Times New Roman" w:hint="eastAsia"/>
+          <w:color w:val="F12828"/>
+        </w:rPr>
+        <w:t>】</w:t>
+      </w:r>
+      <w:proofErr w:type="gramEnd"/>
+      <w:r>
+        <w:rPr>
+          <w:rFonts w:ascii="Times New Roman" w:hAnsi="Times New Roman" w:hint="eastAsia"/>
+          <w:color w:val="F12828"/>
+        </w:rPr>
+        <w:t>】</w:t>
       </w:r>
     </w:p>
     <w:p>

--- a/4.首次查重/免费_Word标红版_查重报告_[基于时序预测的门诊挂号与电子病历一体化管].docx
+++ b/4.首次查重/免费_Word标红版_查重报告_[基于时序预测的门诊挂号与电子病历一体化管].docx
@@ -31896,7 +31896,7 @@
       <w:pPr>
         <w:ind w:firstLine="420"/>
         <w:rPr>
-          <w:rFonts w:ascii="Times New Roman" w:hAnsi="Times New Roman" w:hint="eastAsia"/>
+          <w:rFonts w:ascii="Times New Roman" w:hAnsi="Times New Roman"/>
         </w:rPr>
       </w:pPr>
       <w:r>
@@ -34081,10 +34081,24 @@
       </w:pPr>
       <w:r>
         <w:rPr>
+          <w:rFonts w:ascii="Times New Roman" w:hAnsi="Times New Roman" w:hint="eastAsia"/>
+          <w:color w:val="F39800"/>
+        </w:rPr>
+        <w:t>【</w:t>
+      </w:r>
+      <w:r>
+        <w:rPr>
           <w:rFonts w:ascii="Times New Roman" w:hAnsi="Times New Roman"/>
           <w:color w:val="F39800"/>
         </w:rPr>
         <w:t>这说明挂号数据具有明显的时间依赖性，适合采用时间序列预测方法进行建模。</w:t>
+      </w:r>
+      <w:r>
+        <w:rPr>
+          <w:rFonts w:ascii="Times New Roman" w:hAnsi="Times New Roman" w:hint="eastAsia"/>
+          <w:color w:val="F39800"/>
+        </w:rPr>
+        <w:t>】</w:t>
       </w:r>
     </w:p>
     <w:p>
@@ -34116,11 +34130,25 @@
       </w:pPr>
       <w:r>
         <w:rPr>
+          <w:rFonts w:ascii="Times New Roman" w:hAnsi="Times New Roman" w:hint="eastAsia"/>
+          <w:color w:val="F39800"/>
+        </w:rPr>
+        <w:t>【</w:t>
+      </w:r>
+      <w:r>
+        <w:rPr>
           <w:rFonts w:ascii="Times New Roman" w:hAnsi="Times New Roman"/>
           <w:color w:val="F39800"/>
         </w:rPr>
         <w:t>在建立时间序列模型前，需要对原始数据进行基础预处理，以保证时间序列的连续性与可建模性。本文主要进行了以下处理：</w:t>
       </w:r>
+      <w:r>
+        <w:rPr>
+          <w:rFonts w:ascii="Times New Roman" w:hAnsi="Times New Roman" w:hint="eastAsia"/>
+          <w:color w:val="F39800"/>
+        </w:rPr>
+        <w:t>】</w:t>
+      </w:r>
     </w:p>
     <w:p>
       <w:pPr>
@@ -34277,10 +34305,24 @@
       </w:pPr>
       <w:r>
         <w:rPr>
+          <w:rFonts w:ascii="Times New Roman" w:hAnsi="Times New Roman" w:hint="eastAsia"/>
+          <w:color w:val="F39800"/>
+        </w:rPr>
+        <w:t>【</w:t>
+      </w:r>
+      <w:r>
+        <w:rPr>
           <w:rFonts w:ascii="Times New Roman" w:hAnsi="Times New Roman"/>
           <w:color w:val="F39800"/>
         </w:rPr>
         <w:t>经过上述处理后，得到结构完整、连续的时间序列数据，为后续建模提供基础。</w:t>
+      </w:r>
+      <w:r>
+        <w:rPr>
+          <w:rFonts w:ascii="Times New Roman" w:hAnsi="Times New Roman" w:hint="eastAsia"/>
+          <w:color w:val="F39800"/>
+        </w:rPr>
+        <w:t>】</w:t>
       </w:r>
     </w:p>
     <w:p>
@@ -34342,6 +34384,15 @@
           <w:rFonts w:ascii="Times New Roman" w:hAnsi="Times New Roman"/>
         </w:rPr>
       </w:pPr>
+      <w:proofErr w:type="gramStart"/>
+      <w:r>
+        <w:rPr>
+          <w:rFonts w:ascii="Times New Roman" w:hAnsi="Times New Roman" w:hint="eastAsia"/>
+          <w:color w:val="F39800"/>
+        </w:rPr>
+        <w:t>【【</w:t>
+      </w:r>
+      <w:proofErr w:type="gramEnd"/>
       <w:r>
         <w:rPr>
           <w:rFonts w:ascii="Times New Roman" w:hAnsi="Times New Roman"/>
@@ -34385,6 +34436,22 @@
           <w:color w:val="F12828"/>
         </w:rPr>
         <w:t>：</w:t>
+      </w:r>
+      <w:proofErr w:type="gramStart"/>
+      <w:r>
+        <w:rPr>
+          <w:rFonts w:ascii="Times New Roman" w:hAnsi="Times New Roman" w:hint="eastAsia"/>
+          <w:color w:val="F12828"/>
+        </w:rPr>
+        <w:t>】</w:t>
+      </w:r>
+      <w:proofErr w:type="gramEnd"/>
+      <w:r>
+        <w:rPr>
+          <w:rFonts w:ascii="Times New Roman" w:hAnsi="Times New Roman" w:hint="eastAsia"/>
+          <w:color w:val="F12828"/>
+        </w:rPr>
+        <w:t>】</w:t>
       </w:r>
     </w:p>
     <w:tbl>
@@ -34989,6 +35056,15 @@
           <w:rFonts w:ascii="Times New Roman" w:hAnsi="Times New Roman"/>
         </w:rPr>
       </w:pPr>
+      <w:proofErr w:type="gramStart"/>
+      <w:r>
+        <w:rPr>
+          <w:rFonts w:ascii="Times New Roman" w:hAnsi="Times New Roman" w:hint="eastAsia"/>
+          <w:color w:val="F39800"/>
+        </w:rPr>
+        <w:t>【【</w:t>
+      </w:r>
+      <w:proofErr w:type="gramEnd"/>
       <w:r>
         <w:rPr>
           <w:rFonts w:ascii="Times New Roman" w:hAnsi="Times New Roman"/>
@@ -35026,6 +35102,15 @@
         </w:rPr>
         <w:t>模型参数。</w:t>
       </w:r>
+      <w:proofErr w:type="gramStart"/>
+      <w:r>
+        <w:rPr>
+          <w:rFonts w:ascii="Times New Roman" w:hAnsi="Times New Roman" w:hint="eastAsia"/>
+          <w:color w:val="F12828"/>
+        </w:rPr>
+        <w:t>】】</w:t>
+      </w:r>
+      <w:proofErr w:type="gramEnd"/>
       <w:r>
         <w:rPr>
           <w:rFonts w:ascii="Times New Roman" w:hAnsi="Times New Roman"/>
@@ -35249,6 +35334,15 @@
           <w:rFonts w:ascii="Times New Roman" w:hAnsi="Times New Roman"/>
         </w:rPr>
       </w:pPr>
+      <w:proofErr w:type="gramStart"/>
+      <w:r>
+        <w:rPr>
+          <w:rFonts w:ascii="Times New Roman" w:hAnsi="Times New Roman" w:hint="eastAsia"/>
+          <w:color w:val="F39800"/>
+        </w:rPr>
+        <w:t>【【</w:t>
+      </w:r>
+      <w:proofErr w:type="gramEnd"/>
       <w:r>
         <w:rPr>
           <w:rFonts w:ascii="Times New Roman" w:hAnsi="Times New Roman"/>
@@ -35277,6 +35371,15 @@
         </w:rPr>
         <w:t>。</w:t>
       </w:r>
+      <w:proofErr w:type="gramStart"/>
+      <w:r>
+        <w:rPr>
+          <w:rFonts w:ascii="Times New Roman" w:hAnsi="Times New Roman" w:hint="eastAsia"/>
+          <w:color w:val="F12828"/>
+        </w:rPr>
+        <w:t>】】</w:t>
+      </w:r>
+      <w:proofErr w:type="gramEnd"/>
       <w:r>
         <w:rPr>
           <w:rFonts w:ascii="Times New Roman" w:hAnsi="Times New Roman"/>
@@ -35351,12 +35454,37 @@
           <w:rFonts w:ascii="Times New Roman" w:hAnsi="Times New Roman"/>
         </w:rPr>
       </w:pPr>
+      <w:proofErr w:type="gramStart"/>
+      <w:r>
+        <w:rPr>
+          <w:rFonts w:ascii="Times New Roman" w:hAnsi="Times New Roman" w:hint="eastAsia"/>
+          <w:color w:val="F39800"/>
+        </w:rPr>
+        <w:t>【【</w:t>
+      </w:r>
+      <w:proofErr w:type="gramEnd"/>
       <w:r>
         <w:rPr>
           <w:rFonts w:ascii="Times New Roman" w:hAnsi="Times New Roman"/>
           <w:color w:val="F12828"/>
         </w:rPr>
         <w:t>将数据划分为训练集与测试集：</w:t>
+      </w:r>
+      <w:proofErr w:type="gramStart"/>
+      <w:r>
+        <w:rPr>
+          <w:rFonts w:ascii="Times New Roman" w:hAnsi="Times New Roman" w:hint="eastAsia"/>
+          <w:color w:val="F12828"/>
+        </w:rPr>
+        <w:t>】</w:t>
+      </w:r>
+      <w:proofErr w:type="gramEnd"/>
+      <w:r>
+        <w:rPr>
+          <w:rFonts w:ascii="Times New Roman" w:hAnsi="Times New Roman" w:hint="eastAsia"/>
+          <w:color w:val="F12828"/>
+        </w:rPr>
+        <w:t>】</w:t>
       </w:r>
     </w:p>
     <w:p>
@@ -35420,6 +35548,13 @@
       </w:pPr>
       <w:r>
         <w:rPr>
+          <w:rFonts w:ascii="Times New Roman" w:hAnsi="Times New Roman" w:hint="eastAsia"/>
+          <w:color w:val="F39800"/>
+        </w:rPr>
+        <w:t>【</w:t>
+      </w:r>
+      <w:r>
+        <w:rPr>
           <w:rFonts w:ascii="Times New Roman" w:hAnsi="Times New Roman"/>
           <w:color w:val="F39800"/>
         </w:rPr>
@@ -35438,6 +35573,13 @@
           <w:color w:val="F39800"/>
         </w:rPr>
         <w:t>模型，并对测试数据进行预测。</w:t>
+      </w:r>
+      <w:r>
+        <w:rPr>
+          <w:rFonts w:ascii="Times New Roman" w:hAnsi="Times New Roman" w:hint="eastAsia"/>
+          <w:color w:val="F39800"/>
+        </w:rPr>
+        <w:t>】</w:t>
       </w:r>
     </w:p>
     <w:p>
@@ -35624,6 +35766,15 @@
           <w:rFonts w:ascii="Times New Roman" w:hAnsi="Times New Roman"/>
         </w:rPr>
       </w:pPr>
+      <w:proofErr w:type="gramStart"/>
+      <w:r>
+        <w:rPr>
+          <w:rFonts w:ascii="Times New Roman" w:hAnsi="Times New Roman" w:hint="eastAsia"/>
+          <w:color w:val="F39800"/>
+        </w:rPr>
+        <w:t>【【</w:t>
+      </w:r>
+      <w:proofErr w:type="gramEnd"/>
       <w:r>
         <w:rPr>
           <w:rFonts w:ascii="Times New Roman" w:hAnsi="Times New Roman"/>
@@ -35637,6 +35788,22 @@
           <w:color w:val="F12828"/>
         </w:rPr>
         <w:t xml:space="preserve"> </w:t>
+      </w:r>
+      <w:proofErr w:type="gramStart"/>
+      <w:r>
+        <w:rPr>
+          <w:rFonts w:ascii="Times New Roman" w:hAnsi="Times New Roman" w:hint="eastAsia"/>
+          <w:color w:val="F12828"/>
+        </w:rPr>
+        <w:t>】</w:t>
+      </w:r>
+      <w:proofErr w:type="gramEnd"/>
+      <w:r>
+        <w:rPr>
+          <w:rFonts w:ascii="Times New Roman" w:hAnsi="Times New Roman" w:hint="eastAsia"/>
+          <w:color w:val="F12828"/>
+        </w:rPr>
+        <w:t>】</w:t>
       </w:r>
     </w:p>
     <w:p>
@@ -36486,9 +36653,23 @@
       </w:pPr>
       <w:r>
         <w:rPr>
+          <w:rFonts w:ascii="Times New Roman" w:hAnsi="Times New Roman" w:hint="eastAsia"/>
+          <w:color w:val="F39800"/>
+        </w:rPr>
+        <w:t>【</w:t>
+      </w:r>
+      <w:r>
+        <w:rPr>
           <w:color w:val="F39800"/>
         </w:rPr>
         <w:t>结果表明模型预测误差较小，具有较好的预测效果。</w:t>
+      </w:r>
+      <w:r>
+        <w:rPr>
+          <w:rFonts w:hint="eastAsia"/>
+          <w:color w:val="F39800"/>
+        </w:rPr>
+        <w:t>】</w:t>
       </w:r>
     </w:p>
     <w:p>
@@ -36519,8 +36700,22 @@
           <w:rFonts w:ascii="Times New Roman" w:hAnsi="Times New Roman" w:hint="eastAsia"/>
           <w:color w:val="F39800"/>
         </w:rPr>
+        <w:t>【</w:t>
+      </w:r>
+      <w:r>
+        <w:rPr>
+          <w:rFonts w:ascii="Times New Roman" w:hAnsi="Times New Roman" w:hint="eastAsia"/>
+          <w:color w:val="F39800"/>
+        </w:rPr>
         <w:t>为验证模型的有效性，本文从平稳性和残差特性两个方面进行检验。</w:t>
       </w:r>
+      <w:r>
+        <w:rPr>
+          <w:rFonts w:ascii="Times New Roman" w:hAnsi="Times New Roman" w:hint="eastAsia"/>
+          <w:color w:val="F39800"/>
+        </w:rPr>
+        <w:t>】</w:t>
+      </w:r>
     </w:p>
     <w:p>
       <w:pPr>
@@ -36563,6 +36758,13 @@
           <w:rFonts w:ascii="Times New Roman" w:hAnsi="Times New Roman" w:hint="eastAsia"/>
           <w:color w:val="F39800"/>
         </w:rPr>
+        <w:t>【</w:t>
+      </w:r>
+      <w:r>
+        <w:rPr>
+          <w:rFonts w:ascii="Times New Roman" w:hAnsi="Times New Roman" w:hint="eastAsia"/>
+          <w:color w:val="F39800"/>
+        </w:rPr>
         <w:t>采用</w:t>
       </w:r>
       <w:r>
@@ -36609,11 +36811,34 @@
       </w:r>
       <w:r>
         <w:rPr>
+          <w:rFonts w:ascii="Times New Roman" w:hAnsi="Times New Roman" w:hint="eastAsia"/>
+          <w:color w:val="F39800"/>
+        </w:rPr>
+        <w:t>】</w:t>
+      </w:r>
+      <w:proofErr w:type="gramStart"/>
+      <w:r>
+        <w:rPr>
+          <w:rFonts w:ascii="Times New Roman" w:hAnsi="Times New Roman" w:hint="eastAsia"/>
+          <w:color w:val="F39800"/>
+        </w:rPr>
+        <w:t>【【</w:t>
+      </w:r>
+      <w:proofErr w:type="gramEnd"/>
+      <w:r>
+        <w:rPr>
           <w:rFonts w:ascii="Times New Roman" w:hAnsi="Times New Roman"/>
           <w:color w:val="F12828"/>
         </w:rPr>
         <w:t>对于非平稳序列，通过差分处理使其平稳。</w:t>
       </w:r>
+      <w:r>
+        <w:rPr>
+          <w:rFonts w:ascii="Times New Roman" w:hAnsi="Times New Roman" w:hint="eastAsia"/>
+          <w:color w:val="F12828"/>
+        </w:rPr>
+        <w:t>】</w:t>
+      </w:r>
     </w:p>
     <w:p>
       <w:pPr>
@@ -36653,6 +36878,13 @@
       </w:pPr>
       <w:r>
         <w:rPr>
+          <w:rFonts w:ascii="Times New Roman" w:hAnsi="Times New Roman" w:hint="eastAsia"/>
+          <w:color w:val="F39800"/>
+        </w:rPr>
+        <w:t>【</w:t>
+      </w:r>
+      <w:r>
+        <w:rPr>
           <w:rFonts w:ascii="Times New Roman" w:hAnsi="Times New Roman"/>
           <w:color w:val="F39800"/>
         </w:rPr>
@@ -36674,6 +36906,22 @@
       </w:r>
       <w:r>
         <w:rPr>
+          <w:rFonts w:ascii="Times New Roman" w:hAnsi="Times New Roman" w:hint="eastAsia"/>
+          <w:color w:val="F39800"/>
+        </w:rPr>
+        <w:t>】</w:t>
+      </w:r>
+      <w:proofErr w:type="gramStart"/>
+      <w:r>
+        <w:rPr>
+          <w:rFonts w:ascii="Times New Roman" w:hAnsi="Times New Roman" w:hint="eastAsia"/>
+          <w:color w:val="F39800"/>
+        </w:rPr>
+        <w:t>【【</w:t>
+      </w:r>
+      <w:proofErr w:type="gramEnd"/>
+      <w:r>
+        <w:rPr>
           <w:rFonts w:ascii="Times New Roman" w:hAnsi="Times New Roman"/>
           <w:color w:val="F12828"/>
         </w:rPr>
@@ -36748,6 +36996,22 @@
           <w:color w:val="F12828"/>
         </w:rPr>
         <w:t>时，说明残差不存在显著自相关性。</w:t>
+      </w:r>
+      <w:proofErr w:type="gramStart"/>
+      <w:r>
+        <w:rPr>
+          <w:rFonts w:ascii="Times New Roman" w:hAnsi="Times New Roman" w:hint="eastAsia"/>
+          <w:color w:val="F12828"/>
+        </w:rPr>
+        <w:t>】</w:t>
+      </w:r>
+      <w:proofErr w:type="gramEnd"/>
+      <w:r>
+        <w:rPr>
+          <w:rFonts w:ascii="Times New Roman" w:hAnsi="Times New Roman" w:hint="eastAsia"/>
+          <w:color w:val="F12828"/>
+        </w:rPr>
+        <w:t>】</w:t>
       </w:r>
     </w:p>
     <w:p>
@@ -38569,7 +38833,21 @@
           <w:rFonts w:ascii="Times New Roman" w:hAnsi="Times New Roman" w:hint="eastAsia"/>
           <w:color w:val="F39800"/>
         </w:rPr>
+        <w:t>【</w:t>
+      </w:r>
+      <w:r>
+        <w:rPr>
+          <w:rFonts w:ascii="Times New Roman" w:hAnsi="Times New Roman" w:hint="eastAsia"/>
+          <w:color w:val="F39800"/>
+        </w:rPr>
         <w:t>在该环境下，对系统主要功能模块进行逐项测试，确保系统能够稳定运行。</w:t>
+      </w:r>
+      <w:r>
+        <w:rPr>
+          <w:rFonts w:ascii="Times New Roman" w:hAnsi="Times New Roman" w:hint="eastAsia"/>
+          <w:color w:val="F39800"/>
+        </w:rPr>
+        <w:t>】</w:t>
       </w:r>
     </w:p>
     <w:p>
@@ -38600,6 +38878,13 @@
       </w:pPr>
       <w:r>
         <w:rPr>
+          <w:rFonts w:ascii="Times New Roman" w:hAnsi="Times New Roman" w:hint="eastAsia"/>
+          <w:color w:val="F39800"/>
+        </w:rPr>
+        <w:t>【</w:t>
+      </w:r>
+      <w:r>
+        <w:rPr>
           <w:rFonts w:ascii="Times New Roman" w:hAnsi="Times New Roman"/>
           <w:color w:val="F39800"/>
         </w:rPr>
@@ -38607,6 +38892,13 @@
       </w:r>
       <w:r>
         <w:rPr>
+          <w:rFonts w:ascii="Times New Roman" w:hAnsi="Times New Roman" w:hint="eastAsia"/>
+          <w:color w:val="F39800"/>
+        </w:rPr>
+        <w:t>】</w:t>
+      </w:r>
+      <w:r>
+        <w:rPr>
           <w:rFonts w:ascii="Times New Roman" w:hAnsi="Times New Roman"/>
           <w:color w:val="000000"/>
         </w:rPr>
@@ -38658,10 +38950,24 @@
       </w:pPr>
       <w:r>
         <w:rPr>
+          <w:rFonts w:ascii="Times New Roman" w:hAnsi="Times New Roman" w:hint="eastAsia"/>
+          <w:color w:val="F39800"/>
+        </w:rPr>
+        <w:t>【</w:t>
+      </w:r>
+      <w:r>
+        <w:rPr>
           <w:rFonts w:ascii="Times New Roman" w:hAnsi="Times New Roman"/>
           <w:color w:val="F39800"/>
         </w:rPr>
         <w:t>用户模块是系统业务流程的入口，主要测试用户注册、登录及就诊人管理功能。</w:t>
+      </w:r>
+      <w:r>
+        <w:rPr>
+          <w:rFonts w:ascii="Times New Roman" w:hAnsi="Times New Roman" w:hint="eastAsia"/>
+          <w:color w:val="F39800"/>
+        </w:rPr>
+        <w:t>】</w:t>
       </w:r>
       <w:r>
         <w:rPr>
@@ -38687,7 +38993,21 @@
           <w:rFonts w:ascii="Times New Roman" w:hAnsi="Times New Roman" w:hint="eastAsia"/>
           <w:color w:val="F39800"/>
         </w:rPr>
+        <w:t>【</w:t>
+      </w:r>
+      <w:r>
+        <w:rPr>
+          <w:rFonts w:ascii="Times New Roman" w:hAnsi="Times New Roman" w:hint="eastAsia"/>
+          <w:color w:val="F39800"/>
+        </w:rPr>
         <w:t>用户注册后数据能够正确写入数据库</w:t>
+      </w:r>
+      <w:r>
+        <w:rPr>
+          <w:rFonts w:ascii="Times New Roman" w:hAnsi="Times New Roman" w:hint="eastAsia"/>
+          <w:color w:val="F39800"/>
+        </w:rPr>
+        <w:t>】</w:t>
       </w:r>
     </w:p>
     <w:p>
@@ -38956,6 +39276,13 @@
       </w:pPr>
       <w:r>
         <w:rPr>
+          <w:rFonts w:ascii="Times New Roman" w:hAnsi="Times New Roman" w:hint="eastAsia"/>
+          <w:color w:val="F39800"/>
+        </w:rPr>
+        <w:t>【</w:t>
+      </w:r>
+      <w:r>
+        <w:rPr>
           <w:rFonts w:ascii="Times New Roman" w:hAnsi="Times New Roman"/>
           <w:color w:val="F39800"/>
         </w:rPr>
@@ -38967,6 +39294,13 @@
           <w:color w:val="F39800"/>
         </w:rPr>
         <w:t>。</w:t>
+      </w:r>
+      <w:r>
+        <w:rPr>
+          <w:rFonts w:ascii="Times New Roman" w:hAnsi="Times New Roman" w:hint="eastAsia"/>
+          <w:color w:val="F39800"/>
+        </w:rPr>
+        <w:t>】</w:t>
       </w:r>
     </w:p>
     <w:p>
@@ -39136,11 +39470,25 @@
       </w:pPr>
       <w:r>
         <w:rPr>
+          <w:rFonts w:ascii="Times New Roman" w:hAnsi="Times New Roman" w:hint="eastAsia"/>
+          <w:color w:val="F39800"/>
+        </w:rPr>
+        <w:t>【</w:t>
+      </w:r>
+      <w:r>
+        <w:rPr>
           <w:rFonts w:ascii="Times New Roman" w:hAnsi="Times New Roman"/>
           <w:color w:val="F39800"/>
         </w:rPr>
         <w:t>测试结果表明，系统能够实现医生排班信息的统一管理，提高排班管理效率。</w:t>
       </w:r>
+      <w:r>
+        <w:rPr>
+          <w:rFonts w:ascii="Times New Roman" w:hAnsi="Times New Roman" w:hint="eastAsia"/>
+          <w:color w:val="F39800"/>
+        </w:rPr>
+        <w:t>】</w:t>
+      </w:r>
     </w:p>
     <w:p>
       <w:pPr>
@@ -39180,6 +39528,13 @@
       </w:pPr>
       <w:r>
         <w:rPr>
+          <w:rFonts w:ascii="Times New Roman" w:hAnsi="Times New Roman" w:hint="eastAsia"/>
+          <w:color w:val="F39800"/>
+        </w:rPr>
+        <w:t>【</w:t>
+      </w:r>
+      <w:r>
+        <w:rPr>
           <w:rFonts w:ascii="Times New Roman" w:hAnsi="Times New Roman"/>
           <w:color w:val="F39800"/>
         </w:rPr>
@@ -39191,6 +39546,13 @@
           <w:color w:val="F39800"/>
         </w:rPr>
         <w:t>：</w:t>
+      </w:r>
+      <w:r>
+        <w:rPr>
+          <w:rFonts w:ascii="Times New Roman" w:hAnsi="Times New Roman" w:hint="eastAsia"/>
+          <w:color w:val="F39800"/>
+        </w:rPr>
+        <w:t>】</w:t>
       </w:r>
     </w:p>
     <w:p>
@@ -39242,6 +39604,15 @@
           <w:rFonts w:ascii="Times New Roman" w:hAnsi="Times New Roman"/>
         </w:rPr>
       </w:pPr>
+      <w:proofErr w:type="gramStart"/>
+      <w:r>
+        <w:rPr>
+          <w:rFonts w:ascii="Times New Roman" w:hAnsi="Times New Roman" w:hint="eastAsia"/>
+          <w:color w:val="F39800"/>
+        </w:rPr>
+        <w:t>【【</w:t>
+      </w:r>
+      <w:proofErr w:type="gramEnd"/>
       <w:r>
         <w:rPr>
           <w:rFonts w:ascii="Times New Roman" w:hAnsi="Times New Roman" w:hint="eastAsia"/>
@@ -39249,6 +39620,22 @@
         </w:rPr>
         <w:t>查询结果按时间顺序正确显示</w:t>
       </w:r>
+      <w:proofErr w:type="gramStart"/>
+      <w:r>
+        <w:rPr>
+          <w:rFonts w:ascii="Times New Roman" w:hAnsi="Times New Roman" w:hint="eastAsia"/>
+          <w:color w:val="F12828"/>
+        </w:rPr>
+        <w:t>】</w:t>
+      </w:r>
+      <w:proofErr w:type="gramEnd"/>
+      <w:r>
+        <w:rPr>
+          <w:rFonts w:ascii="Times New Roman" w:hAnsi="Times New Roman" w:hint="eastAsia"/>
+          <w:color w:val="F12828"/>
+        </w:rPr>
+        <w:t>】</w:t>
+      </w:r>
     </w:p>
     <w:p>
       <w:pPr>
@@ -39295,26 +39682,31 @@
       </w:pPr>
       <w:r>
         <w:rPr>
-          <w:rFonts w:ascii="Times New Roman" w:hAnsi="Times New Roman"/>
-          <w:color w:val="F39800"/>
-        </w:rPr>
-        <w:t>综上，系统实现了挂号、排班及电子病历等业务流程的信息化管理，满足系统设计目标</w:t>
-      </w:r>
-      <w:proofErr w:type="gramStart"/>
-      <w:r>
-        <w:rPr>
-          <w:rFonts w:ascii="Times New Roman" w:hAnsi="Times New Roman"/>
-          <w:color w:val="F39800"/>
-        </w:rPr>
-        <w:t>一</w:t>
-      </w:r>
-      <w:proofErr w:type="gramEnd"/>
+          <w:rFonts w:ascii="Times New Roman" w:hAnsi="Times New Roman" w:hint="eastAsia"/>
+          <w:color w:val="F39800"/>
+        </w:rPr>
+        <w:t>【</w:t>
+      </w:r>
+      <w:r>
+        <w:rPr>
+          <w:rFonts w:ascii="Times New Roman" w:hAnsi="Times New Roman"/>
+          <w:color w:val="F39800"/>
+        </w:rPr>
+        <w:t>综上，系统实现了挂号、排班及电子病历等业务流程的信息化管理，满足系统设计目标一</w:t>
+      </w:r>
       <w:r>
         <w:rPr>
           <w:rFonts w:ascii="Times New Roman" w:hAnsi="Times New Roman" w:hint="eastAsia"/>
           <w:color w:val="F39800"/>
         </w:rPr>
         <w:t>。</w:t>
+      </w:r>
+      <w:r>
+        <w:rPr>
+          <w:rFonts w:ascii="Times New Roman" w:hAnsi="Times New Roman" w:hint="eastAsia"/>
+          <w:color w:val="F39800"/>
+        </w:rPr>
+        <w:t>】</w:t>
       </w:r>
     </w:p>
     <w:p>
@@ -39380,10 +39772,24 @@
       </w:pPr>
       <w:r>
         <w:rPr>
+          <w:rFonts w:ascii="Times New Roman" w:hAnsi="Times New Roman" w:hint="eastAsia"/>
+          <w:color w:val="F39800"/>
+        </w:rPr>
+        <w:t>【</w:t>
+      </w:r>
+      <w:r>
+        <w:rPr>
           <w:rFonts w:ascii="Times New Roman" w:hAnsi="Times New Roman"/>
           <w:color w:val="F39800"/>
         </w:rPr>
         <w:t>性能测试主要关注系统在一定访问压力下的响应情况。通过模拟多用户操作（如连续登录、挂号查询等），测试系统响应时间。</w:t>
+      </w:r>
+      <w:r>
+        <w:rPr>
+          <w:rFonts w:ascii="Times New Roman" w:hAnsi="Times New Roman" w:hint="eastAsia"/>
+          <w:color w:val="F39800"/>
+        </w:rPr>
+        <w:t>】</w:t>
       </w:r>
       <w:r>
         <w:rPr>
@@ -39411,12 +39817,37 @@
           <w:rFonts w:ascii="Times New Roman" w:hAnsi="Times New Roman"/>
         </w:rPr>
       </w:pPr>
+      <w:proofErr w:type="gramStart"/>
+      <w:r>
+        <w:rPr>
+          <w:rFonts w:ascii="Times New Roman" w:hAnsi="Times New Roman" w:hint="eastAsia"/>
+          <w:color w:val="F39800"/>
+        </w:rPr>
+        <w:t>【【</w:t>
+      </w:r>
+      <w:proofErr w:type="gramEnd"/>
       <w:r>
         <w:rPr>
           <w:rFonts w:ascii="Times New Roman" w:hAnsi="Times New Roman" w:hint="eastAsia"/>
           <w:color w:val="F12828"/>
         </w:rPr>
         <w:t>页面加载时间基本在可接受范围内</w:t>
+      </w:r>
+      <w:proofErr w:type="gramStart"/>
+      <w:r>
+        <w:rPr>
+          <w:rFonts w:ascii="Times New Roman" w:hAnsi="Times New Roman" w:hint="eastAsia"/>
+          <w:color w:val="F12828"/>
+        </w:rPr>
+        <w:t>】</w:t>
+      </w:r>
+      <w:proofErr w:type="gramEnd"/>
+      <w:r>
+        <w:rPr>
+          <w:rFonts w:ascii="Times New Roman" w:hAnsi="Times New Roman" w:hint="eastAsia"/>
+          <w:color w:val="F12828"/>
+        </w:rPr>
+        <w:t>】</w:t>
       </w:r>
     </w:p>
     <w:p>
@@ -39454,8 +39885,22 @@
           <w:rFonts w:ascii="Times New Roman" w:hAnsi="Times New Roman" w:hint="eastAsia"/>
           <w:color w:val="F39800"/>
         </w:rPr>
+        <w:t>【</w:t>
+      </w:r>
+      <w:r>
+        <w:rPr>
+          <w:rFonts w:ascii="Times New Roman" w:hAnsi="Times New Roman" w:hint="eastAsia"/>
+          <w:color w:val="F39800"/>
+        </w:rPr>
         <w:t>在连续操作情况下系统未出现明显卡顿</w:t>
       </w:r>
+      <w:r>
+        <w:rPr>
+          <w:rFonts w:ascii="Times New Roman" w:hAnsi="Times New Roman" w:hint="eastAsia"/>
+          <w:color w:val="F39800"/>
+        </w:rPr>
+        <w:t>】</w:t>
+      </w:r>
     </w:p>
     <w:p>
       <w:pPr>
@@ -39497,6 +39942,13 @@
           <w:rFonts w:ascii="Times New Roman" w:hAnsi="Times New Roman" w:hint="eastAsia"/>
           <w:color w:val="F39800"/>
         </w:rPr>
+        <w:t>【</w:t>
+      </w:r>
+      <w:r>
+        <w:rPr>
+          <w:rFonts w:ascii="Times New Roman" w:hAnsi="Times New Roman" w:hint="eastAsia"/>
+          <w:color w:val="F39800"/>
+        </w:rPr>
         <w:t>同时，通过引入</w:t>
       </w:r>
       <w:r>
@@ -39519,6 +39971,13 @@
           <w:color w:val="F39800"/>
         </w:rPr>
         <w:t>总体来看，系统在当前规模下能够满足基本使用需求。</w:t>
+      </w:r>
+      <w:r>
+        <w:rPr>
+          <w:rFonts w:ascii="Times New Roman" w:hAnsi="Times New Roman" w:hint="eastAsia"/>
+          <w:color w:val="F39800"/>
+        </w:rPr>
+        <w:t>】</w:t>
       </w:r>
     </w:p>
     <w:p>
@@ -39624,12 +40083,37 @@
           <w:rFonts w:ascii="Times New Roman" w:hAnsi="Times New Roman"/>
         </w:rPr>
       </w:pPr>
+      <w:proofErr w:type="gramStart"/>
+      <w:r>
+        <w:rPr>
+          <w:rFonts w:ascii="Times New Roman" w:hAnsi="Times New Roman" w:hint="eastAsia"/>
+          <w:color w:val="F39800"/>
+        </w:rPr>
+        <w:t>【【</w:t>
+      </w:r>
+      <w:proofErr w:type="gramEnd"/>
       <w:r>
         <w:rPr>
           <w:rFonts w:ascii="Times New Roman" w:hAnsi="Times New Roman" w:hint="eastAsia"/>
           <w:color w:val="F12828"/>
         </w:rPr>
         <w:t>未登录用户无法访问受保护接口</w:t>
+      </w:r>
+      <w:proofErr w:type="gramStart"/>
+      <w:r>
+        <w:rPr>
+          <w:rFonts w:ascii="Times New Roman" w:hAnsi="Times New Roman" w:hint="eastAsia"/>
+          <w:color w:val="F12828"/>
+        </w:rPr>
+        <w:t>】</w:t>
+      </w:r>
+      <w:proofErr w:type="gramEnd"/>
+      <w:r>
+        <w:rPr>
+          <w:rFonts w:ascii="Times New Roman" w:hAnsi="Times New Roman" w:hint="eastAsia"/>
+          <w:color w:val="F12828"/>
+        </w:rPr>
+        <w:t>】</w:t>
       </w:r>
     </w:p>
     <w:p>
@@ -39672,6 +40156,15 @@
           <w:rFonts w:ascii="Times New Roman" w:hAnsi="Times New Roman"/>
         </w:rPr>
       </w:pPr>
+      <w:proofErr w:type="gramStart"/>
+      <w:r>
+        <w:rPr>
+          <w:rFonts w:ascii="Times New Roman" w:hAnsi="Times New Roman" w:hint="eastAsia"/>
+          <w:color w:val="F39800"/>
+        </w:rPr>
+        <w:t>【【</w:t>
+      </w:r>
+      <w:proofErr w:type="gramEnd"/>
       <w:r>
         <w:rPr>
           <w:rFonts w:ascii="Times New Roman" w:hAnsi="Times New Roman"/>
@@ -39686,6 +40179,22 @@
         </w:rPr>
         <w:t>。</w:t>
       </w:r>
+      <w:proofErr w:type="gramStart"/>
+      <w:r>
+        <w:rPr>
+          <w:rFonts w:ascii="Times New Roman" w:hAnsi="Times New Roman" w:hint="eastAsia"/>
+          <w:color w:val="F12828"/>
+        </w:rPr>
+        <w:t>】</w:t>
+      </w:r>
+      <w:proofErr w:type="gramEnd"/>
+      <w:r>
+        <w:rPr>
+          <w:rFonts w:ascii="Times New Roman" w:hAnsi="Times New Roman" w:hint="eastAsia"/>
+          <w:color w:val="F12828"/>
+        </w:rPr>
+        <w:t>】</w:t>
+      </w:r>
     </w:p>
     <w:p>
       <w:pPr>
@@ -39723,12 +40232,37 @@
           <w:rFonts w:ascii="Times New Roman" w:hAnsi="Times New Roman"/>
         </w:rPr>
       </w:pPr>
+      <w:proofErr w:type="gramStart"/>
+      <w:r>
+        <w:rPr>
+          <w:rFonts w:ascii="Times New Roman" w:hAnsi="Times New Roman" w:hint="eastAsia"/>
+          <w:color w:val="F39800"/>
+        </w:rPr>
+        <w:t>【【</w:t>
+      </w:r>
+      <w:proofErr w:type="gramEnd"/>
       <w:r>
         <w:rPr>
           <w:rFonts w:ascii="Times New Roman" w:hAnsi="Times New Roman" w:hint="eastAsia"/>
           <w:color w:val="F12828"/>
         </w:rPr>
         <w:t>不同角色用户访问系统资源时：</w:t>
+      </w:r>
+      <w:proofErr w:type="gramStart"/>
+      <w:r>
+        <w:rPr>
+          <w:rFonts w:ascii="Times New Roman" w:hAnsi="Times New Roman" w:hint="eastAsia"/>
+          <w:color w:val="F12828"/>
+        </w:rPr>
+        <w:t>】</w:t>
+      </w:r>
+      <w:proofErr w:type="gramEnd"/>
+      <w:r>
+        <w:rPr>
+          <w:rFonts w:ascii="Times New Roman" w:hAnsi="Times New Roman" w:hint="eastAsia"/>
+          <w:color w:val="F12828"/>
+        </w:rPr>
+        <w:t>】</w:t>
       </w:r>
     </w:p>
     <w:p>
@@ -39776,6 +40310,15 @@
           <w:rFonts w:ascii="Times New Roman" w:hAnsi="Times New Roman"/>
         </w:rPr>
       </w:pPr>
+      <w:proofErr w:type="gramStart"/>
+      <w:r>
+        <w:rPr>
+          <w:rFonts w:ascii="Times New Roman" w:hAnsi="Times New Roman" w:hint="eastAsia"/>
+          <w:color w:val="F39800"/>
+        </w:rPr>
+        <w:t>【【</w:t>
+      </w:r>
+      <w:proofErr w:type="gramEnd"/>
       <w:r>
         <w:rPr>
           <w:rFonts w:ascii="Times New Roman" w:hAnsi="Times New Roman"/>
@@ -39790,6 +40333,22 @@
         </w:rPr>
         <w:t>。</w:t>
       </w:r>
+      <w:proofErr w:type="gramStart"/>
+      <w:r>
+        <w:rPr>
+          <w:rFonts w:ascii="Times New Roman" w:hAnsi="Times New Roman" w:hint="eastAsia"/>
+          <w:color w:val="F12828"/>
+        </w:rPr>
+        <w:t>】</w:t>
+      </w:r>
+      <w:proofErr w:type="gramEnd"/>
+      <w:r>
+        <w:rPr>
+          <w:rFonts w:ascii="Times New Roman" w:hAnsi="Times New Roman" w:hint="eastAsia"/>
+          <w:color w:val="F12828"/>
+        </w:rPr>
+        <w:t>】</w:t>
+      </w:r>
     </w:p>
     <w:p>
       <w:pPr>
@@ -39846,6 +40405,7 @@
           <w:rFonts w:ascii="Times New Roman" w:hAnsi="Times New Roman" w:hint="eastAsia"/>
           <w:color w:val="000000"/>
         </w:rPr>
+        <w:lastRenderedPageBreak/>
         <w:t>对</w:t>
       </w:r>
       <w:r>
@@ -39879,7 +40439,6 @@
           <w:rFonts w:ascii="Times New Roman" w:hAnsi="Times New Roman"/>
           <w:color w:val="000000"/>
         </w:rPr>
-        <w:lastRenderedPageBreak/>
         <w:t xml:space="preserve">Access Token </w:t>
       </w:r>
       <w:r>
@@ -39939,6 +40498,13 @@
       </w:pPr>
       <w:r>
         <w:rPr>
+          <w:rFonts w:ascii="Times New Roman" w:hAnsi="Times New Roman" w:hint="eastAsia"/>
+          <w:color w:val="F39800"/>
+        </w:rPr>
+        <w:t>【</w:t>
+      </w:r>
+      <w:r>
+        <w:rPr>
           <w:rFonts w:ascii="Times New Roman" w:hAnsi="Times New Roman"/>
           <w:color w:val="F39800"/>
         </w:rPr>
@@ -39950,6 +40516,13 @@
           <w:color w:val="F39800"/>
         </w:rPr>
         <w:t>。</w:t>
+      </w:r>
+      <w:r>
+        <w:rPr>
+          <w:rFonts w:ascii="Times New Roman" w:hAnsi="Times New Roman" w:hint="eastAsia"/>
+          <w:color w:val="F39800"/>
+        </w:rPr>
+        <w:t>】</w:t>
       </w:r>
     </w:p>
     <w:p>
@@ -40138,12 +40711,37 @@
           <w:rFonts w:ascii="Times New Roman" w:hAnsi="Times New Roman"/>
         </w:rPr>
       </w:pPr>
+      <w:proofErr w:type="gramStart"/>
+      <w:r>
+        <w:rPr>
+          <w:rFonts w:ascii="Times New Roman" w:hAnsi="Times New Roman" w:hint="eastAsia"/>
+          <w:color w:val="F39800"/>
+        </w:rPr>
+        <w:t>【【</w:t>
+      </w:r>
+      <w:proofErr w:type="gramEnd"/>
       <w:r>
         <w:rPr>
           <w:rFonts w:ascii="Times New Roman" w:hAnsi="Times New Roman" w:hint="eastAsia"/>
           <w:color w:val="F12828"/>
         </w:rPr>
         <w:t>测试结果表明系统具备基本的数据分析能力。</w:t>
+      </w:r>
+      <w:proofErr w:type="gramStart"/>
+      <w:r>
+        <w:rPr>
+          <w:rFonts w:ascii="Times New Roman" w:hAnsi="Times New Roman" w:hint="eastAsia"/>
+          <w:color w:val="F12828"/>
+        </w:rPr>
+        <w:t>】</w:t>
+      </w:r>
+      <w:proofErr w:type="gramEnd"/>
+      <w:r>
+        <w:rPr>
+          <w:rFonts w:ascii="Times New Roman" w:hAnsi="Times New Roman" w:hint="eastAsia"/>
+          <w:color w:val="F12828"/>
+        </w:rPr>
+        <w:t>】</w:t>
       </w:r>
     </w:p>
     <w:p>
